--- a/Resume.docx
+++ b/Resume.docx
@@ -1,6 +1,6 @@
 
 <file path=word/document.xml><?xml version="1.0" encoding="utf-8"?>
-<w:document xmlns:wpc="http://schemas.microsoft.com/office/word/2010/wordprocessingCanvas" xmlns:cx="http://schemas.microsoft.com/office/drawing/2014/chartex" xmlns:cx1="http://schemas.microsoft.com/office/drawing/2015/9/8/chartex" xmlns:cx2="http://schemas.microsoft.com/office/drawing/2015/10/21/chartex" xmlns:cx3="http://schemas.microsoft.com/office/drawing/2016/5/9/chartex" xmlns:cx4="http://schemas.microsoft.com/office/drawing/2016/5/10/chartex" xmlns:cx5="http://schemas.microsoft.com/office/drawing/2016/5/11/chartex" xmlns:cx6="http://schemas.microsoft.com/office/drawing/2016/5/12/chartex" xmlns:cx7="http://schemas.microsoft.com/office/drawing/2016/5/13/chartex" xmlns:cx8="http://schemas.microsoft.com/office/drawing/2016/5/14/chartex" xmlns:mc="http://schemas.openxmlformats.org/markup-compatibility/2006" xmlns:aink="http://schemas.microsoft.com/office/drawing/2016/ink" xmlns:am3d="http://schemas.microsoft.com/office/drawing/2017/model3d" xmlns:o="urn:schemas-microsoft-com:office:office" xmlns:oel="http://schemas.microsoft.com/office/2019/extlst" xmlns:r="http://schemas.openxmlformats.org/officeDocument/2006/relationships" xmlns:m="http://schemas.openxmlformats.org/officeDocument/2006/math" xmlns:v="urn:schemas-microsoft-com:vml" xmlns:wp14="http://schemas.microsoft.com/office/word/2010/wordprocessingDrawing" xmlns:wp="http://schemas.openxmlformats.org/drawingml/2006/wordprocessingDrawing" xmlns:w10="urn:schemas-microsoft-com:office:word" xmlns:w="http://schemas.openxmlformats.org/wordprocessingml/2006/main" xmlns:w14="http://schemas.microsoft.com/office/word/2010/wordml" xmlns:w15="http://schemas.microsoft.com/office/word/2012/wordml" xmlns:w16cex="http://schemas.microsoft.com/office/word/2018/wordml/cex" xmlns:w16cid="http://schemas.microsoft.com/office/word/2016/wordml/cid" xmlns:w16="http://schemas.microsoft.com/office/word/2018/wordml" xmlns:w16du="http://schemas.microsoft.com/office/word/2023/wordml/word16du" xmlns:w16sdtdh="http://schemas.microsoft.com/office/word/2020/wordml/sdtdatahash" xmlns:w16se="http://schemas.microsoft.com/office/word/2015/wordml/symex" xmlns:wpg="http://schemas.microsoft.com/office/word/2010/wordprocessingGroup" xmlns:wpi="http://schemas.microsoft.com/office/word/2010/wordprocessingInk" xmlns:wne="http://schemas.microsoft.com/office/word/2006/wordml" xmlns:wps="http://schemas.microsoft.com/office/word/2010/wordprocessingShape" mc:Ignorable="w14 w15 w16se w16cid w16 w16cex w16sdtdh w16du wp14">
+<w:document xmlns:wpc="http://schemas.microsoft.com/office/word/2010/wordprocessingCanvas" xmlns:cx="http://schemas.microsoft.com/office/drawing/2014/chartex" xmlns:cx1="http://schemas.microsoft.com/office/drawing/2015/9/8/chartex" xmlns:cx2="http://schemas.microsoft.com/office/drawing/2015/10/21/chartex" xmlns:cx3="http://schemas.microsoft.com/office/drawing/2016/5/9/chartex" xmlns:cx4="http://schemas.microsoft.com/office/drawing/2016/5/10/chartex" xmlns:cx5="http://schemas.microsoft.com/office/drawing/2016/5/11/chartex" xmlns:cx6="http://schemas.microsoft.com/office/drawing/2016/5/12/chartex" xmlns:cx7="http://schemas.microsoft.com/office/drawing/2016/5/13/chartex" xmlns:cx8="http://schemas.microsoft.com/office/drawing/2016/5/14/chartex" xmlns:mc="http://schemas.openxmlformats.org/markup-compatibility/2006" xmlns:aink="http://schemas.microsoft.com/office/drawing/2016/ink" xmlns:am3d="http://schemas.microsoft.com/office/drawing/2017/model3d" xmlns:o="urn:schemas-microsoft-com:office:office" xmlns:oel="http://schemas.microsoft.com/office/2019/extlst" xmlns:r="http://schemas.openxmlformats.org/officeDocument/2006/relationships" xmlns:m="http://schemas.openxmlformats.org/officeDocument/2006/math" xmlns:v="urn:schemas-microsoft-com:vml" xmlns:wp14="http://schemas.microsoft.com/office/word/2010/wordprocessingDrawing" xmlns:wp="http://schemas.openxmlformats.org/drawingml/2006/wordprocessingDrawing" xmlns:w10="urn:schemas-microsoft-com:office:word" xmlns:w="http://schemas.openxmlformats.org/wordprocessingml/2006/main" xmlns:w14="http://schemas.microsoft.com/office/word/2010/wordml" xmlns:w15="http://schemas.microsoft.com/office/word/2012/wordml" xmlns:w16cex="http://schemas.microsoft.com/office/word/2018/wordml/cex" xmlns:w16cid="http://schemas.microsoft.com/office/word/2016/wordml/cid" xmlns:w16="http://schemas.microsoft.com/office/word/2018/wordml" xmlns:w16du="http://schemas.microsoft.com/office/word/2023/wordml/word16du" xmlns:w16sdtdh="http://schemas.microsoft.com/office/word/2020/wordml/sdtdatahash" xmlns:w16sdtfl="http://schemas.microsoft.com/office/word/2024/wordml/sdtformatlock" xmlns:w16se="http://schemas.microsoft.com/office/word/2015/wordml/symex" xmlns:wpg="http://schemas.microsoft.com/office/word/2010/wordprocessingGroup" xmlns:wpi="http://schemas.microsoft.com/office/word/2010/wordprocessingInk" xmlns:wne="http://schemas.microsoft.com/office/word/2006/wordml" xmlns:wps="http://schemas.microsoft.com/office/word/2010/wordprocessingShape" mc:Ignorable="w14 w15 w16se w16cid w16 w16cex w16sdtdh w16sdtfl w16du wp14">
   <w:body>
     <w:p>
       <w:pPr>
@@ -43,7 +43,7 @@
           <w:szCs w:val="24"/>
           <w:lang w:val="es-ES"/>
         </w:rPr>
-        <w:t xml:space="preserve">Frontend </w:t>
+        <w:t xml:space="preserve">Senior </w:t>
       </w:r>
       <w:r>
         <w:rPr>
@@ -52,7 +52,7 @@
           <w:szCs w:val="24"/>
           <w:lang w:val="es-ES"/>
         </w:rPr>
-        <w:t>developer</w:t>
+        <w:t>Software Engineer</w:t>
       </w:r>
     </w:p>
     <w:p>
@@ -145,8 +145,40 @@
             <w:u w:val="single"/>
             <w:lang w:val="es-ES"/>
           </w:rPr>
-          <w:t>linkedin.com/in/imlorenzo</w:t>
+          <w:t>linkedin.com/in/</w:t>
         </w:r>
+        <w:proofErr w:type="spellStart"/>
+        <w:r>
+          <w:rPr>
+            <w:rFonts w:ascii="Tahoma" w:eastAsia="Tahoma" w:hAnsi="Tahoma" w:cs="Tahoma"/>
+            <w:sz w:val="18"/>
+            <w:szCs w:val="18"/>
+            <w:u w:val="single"/>
+            <w:lang w:val="es-ES"/>
+          </w:rPr>
+          <w:t>soylo</w:t>
+        </w:r>
+        <w:r>
+          <w:rPr>
+            <w:rFonts w:ascii="Tahoma" w:eastAsia="Tahoma" w:hAnsi="Tahoma" w:cs="Tahoma"/>
+            <w:sz w:val="18"/>
+            <w:szCs w:val="18"/>
+            <w:u w:val="single"/>
+            <w:lang w:val="es-ES"/>
+          </w:rPr>
+          <w:t>r</w:t>
+        </w:r>
+        <w:r>
+          <w:rPr>
+            <w:rFonts w:ascii="Tahoma" w:eastAsia="Tahoma" w:hAnsi="Tahoma" w:cs="Tahoma"/>
+            <w:sz w:val="18"/>
+            <w:szCs w:val="18"/>
+            <w:u w:val="single"/>
+            <w:lang w:val="es-ES"/>
+          </w:rPr>
+          <w:t>enzo</w:t>
+        </w:r>
+        <w:proofErr w:type="spellEnd"/>
       </w:hyperlink>
     </w:p>
     <w:p>
@@ -213,16 +245,52 @@
           <w:szCs w:val="18"/>
           <w:lang w:val="en-US"/>
         </w:rPr>
-        <w:t xml:space="preserve">I am a passionate and creative frontend developer with more than </w:t>
-      </w:r>
-      <w:r>
-        <w:rPr>
-          <w:rFonts w:ascii="Tahoma" w:eastAsia="Tahoma" w:hAnsi="Tahoma" w:cs="Tahoma"/>
-          <w:sz w:val="18"/>
-          <w:szCs w:val="18"/>
-          <w:lang w:val="en-US"/>
-        </w:rPr>
-        <w:t>4</w:t>
+        <w:t xml:space="preserve">I am a </w:t>
+      </w:r>
+      <w:r>
+        <w:rPr>
+          <w:rFonts w:ascii="Tahoma" w:eastAsia="Tahoma" w:hAnsi="Tahoma" w:cs="Tahoma"/>
+          <w:sz w:val="18"/>
+          <w:szCs w:val="18"/>
+          <w:lang w:val="en-US"/>
+        </w:rPr>
+        <w:t>software</w:t>
+      </w:r>
+      <w:r>
+        <w:rPr>
+          <w:rFonts w:ascii="Tahoma" w:eastAsia="Tahoma" w:hAnsi="Tahoma" w:cs="Tahoma"/>
+          <w:sz w:val="18"/>
+          <w:szCs w:val="18"/>
+          <w:lang w:val="en-US"/>
+        </w:rPr>
+        <w:t xml:space="preserve"> </w:t>
+      </w:r>
+      <w:r>
+        <w:rPr>
+          <w:rFonts w:ascii="Tahoma" w:eastAsia="Tahoma" w:hAnsi="Tahoma" w:cs="Tahoma"/>
+          <w:sz w:val="18"/>
+          <w:szCs w:val="18"/>
+          <w:lang w:val="en-US"/>
+        </w:rPr>
+        <w:t>engineer</w:t>
+      </w:r>
+      <w:r>
+        <w:rPr>
+          <w:rFonts w:ascii="Tahoma" w:eastAsia="Tahoma" w:hAnsi="Tahoma" w:cs="Tahoma"/>
+          <w:sz w:val="18"/>
+          <w:szCs w:val="18"/>
+          <w:lang w:val="en-US"/>
+        </w:rPr>
+        <w:t xml:space="preserve"> with more than </w:t>
+      </w:r>
+      <w:r>
+        <w:rPr>
+          <w:rFonts w:ascii="Tahoma" w:eastAsia="Tahoma" w:hAnsi="Tahoma" w:cs="Tahoma"/>
+          <w:sz w:val="18"/>
+          <w:szCs w:val="18"/>
+          <w:lang w:val="en-US"/>
+        </w:rPr>
+        <w:t>5</w:t>
       </w:r>
       <w:r>
         <w:rPr>
@@ -249,7 +317,16 @@
           <w:szCs w:val="18"/>
           <w:lang w:val="en-US"/>
         </w:rPr>
-        <w:t xml:space="preserve"> in </w:t>
+        <w:t xml:space="preserve"> </w:t>
+      </w:r>
+      <w:r>
+        <w:rPr>
+          <w:rFonts w:ascii="Tahoma" w:eastAsia="Tahoma" w:hAnsi="Tahoma" w:cs="Tahoma"/>
+          <w:sz w:val="18"/>
+          <w:szCs w:val="18"/>
+          <w:lang w:val="en-US"/>
+        </w:rPr>
+        <w:t xml:space="preserve">in frontend with </w:t>
       </w:r>
       <w:r>
         <w:rPr>
@@ -279,7 +356,7 @@
           <w:szCs w:val="18"/>
           <w:lang w:val="en-US"/>
         </w:rPr>
-        <w:t>with</w:t>
+        <w:t>&amp;</w:t>
       </w:r>
       <w:r>
         <w:rPr>
@@ -298,7 +375,34 @@
           <w:szCs w:val="18"/>
           <w:lang w:val="en-US"/>
         </w:rPr>
-        <w:t xml:space="preserve"> and the ecosystem around it. As a lifelong learner, I embrace new technologies and continuously expand my skill set. I believe in the power of collaboration and effective communication to drive successful outcomes. I'm always open to exciting projects that push the boundaries of frontend development.</w:t>
+        <w:t xml:space="preserve"> and the ecosystem around </w:t>
+      </w:r>
+      <w:r>
+        <w:rPr>
+          <w:rFonts w:ascii="Tahoma" w:eastAsia="Tahoma" w:hAnsi="Tahoma" w:cs="Tahoma"/>
+          <w:sz w:val="18"/>
+          <w:szCs w:val="18"/>
+          <w:lang w:val="en-US"/>
+        </w:rPr>
+        <w:t>them</w:t>
+      </w:r>
+      <w:r>
+        <w:rPr>
+          <w:rFonts w:ascii="Tahoma" w:eastAsia="Tahoma" w:hAnsi="Tahoma" w:cs="Tahoma"/>
+          <w:sz w:val="18"/>
+          <w:szCs w:val="18"/>
+          <w:lang w:val="en-US"/>
+        </w:rPr>
+        <w:t xml:space="preserve">. As a lifelong learner, I embrace new technologies and continuously expand my skill set. I believe in the power of collaboration and effective communication to drive successful outcomes. I'm always open to exciting projects </w:t>
+      </w:r>
+      <w:r>
+        <w:rPr>
+          <w:rFonts w:ascii="Tahoma" w:eastAsia="Tahoma" w:hAnsi="Tahoma" w:cs="Tahoma"/>
+          <w:sz w:val="18"/>
+          <w:szCs w:val="18"/>
+          <w:lang w:val="en-US"/>
+        </w:rPr>
+        <w:t>that challenge my skillset to learn as I’m helpful.</w:t>
       </w:r>
     </w:p>
     <w:p>
@@ -349,7 +453,27 @@
           <w:szCs w:val="18"/>
           <w:lang w:val="en-US"/>
         </w:rPr>
-        <w:t xml:space="preserve">NICE Ltd, Frontend Developer — </w:t>
+        <w:t xml:space="preserve">NICE Ltd, </w:t>
+      </w:r>
+      <w:r>
+        <w:rPr>
+          <w:rFonts w:ascii="Tahoma" w:eastAsia="Tahoma" w:hAnsi="Tahoma" w:cs="Tahoma"/>
+          <w:b/>
+          <w:sz w:val="18"/>
+          <w:szCs w:val="18"/>
+          <w:lang w:val="en-US"/>
+        </w:rPr>
+        <w:t xml:space="preserve">Software engineer </w:t>
+      </w:r>
+      <w:r>
+        <w:rPr>
+          <w:rFonts w:ascii="Tahoma" w:eastAsia="Tahoma" w:hAnsi="Tahoma" w:cs="Tahoma"/>
+          <w:b/>
+          <w:sz w:val="18"/>
+          <w:szCs w:val="18"/>
+          <w:lang w:val="en-US"/>
+        </w:rPr>
+        <w:t xml:space="preserve">— </w:t>
       </w:r>
       <w:r>
         <w:rPr>
@@ -359,7 +483,37 @@
           <w:szCs w:val="18"/>
           <w:lang w:val="en-US"/>
         </w:rPr>
-        <w:t>June,2022 - Present</w:t>
+        <w:t xml:space="preserve">June,2022 </w:t>
+      </w:r>
+      <w:r>
+        <w:rPr>
+          <w:rFonts w:ascii="Tahoma" w:eastAsia="Tahoma" w:hAnsi="Tahoma" w:cs="Tahoma"/>
+          <w:i/>
+          <w:sz w:val="18"/>
+          <w:szCs w:val="18"/>
+          <w:lang w:val="en-US"/>
+        </w:rPr>
+        <w:t>–</w:t>
+      </w:r>
+      <w:r>
+        <w:rPr>
+          <w:rFonts w:ascii="Tahoma" w:eastAsia="Tahoma" w:hAnsi="Tahoma" w:cs="Tahoma"/>
+          <w:i/>
+          <w:sz w:val="18"/>
+          <w:szCs w:val="18"/>
+          <w:lang w:val="en-US"/>
+        </w:rPr>
+        <w:t xml:space="preserve"> </w:t>
+      </w:r>
+      <w:r>
+        <w:rPr>
+          <w:rFonts w:ascii="Tahoma" w:eastAsia="Tahoma" w:hAnsi="Tahoma" w:cs="Tahoma"/>
+          <w:i/>
+          <w:sz w:val="18"/>
+          <w:szCs w:val="18"/>
+          <w:lang w:val="en-US"/>
+        </w:rPr>
+        <w:t>June, 2024</w:t>
       </w:r>
     </w:p>
     <w:p>
@@ -382,7 +536,25 @@
           <w:szCs w:val="18"/>
           <w:lang w:val="en-US"/>
         </w:rPr>
-        <w:t>Contributed to the design and implementation of frontend components that seamlessly integrated with various microservices, ensuring smooth communication and data exchange between different services.</w:t>
+        <w:t xml:space="preserve">Contributed to the design and implementation of </w:t>
+      </w:r>
+      <w:r>
+        <w:rPr>
+          <w:rFonts w:ascii="Tahoma" w:eastAsia="Tahoma" w:hAnsi="Tahoma" w:cs="Tahoma"/>
+          <w:sz w:val="18"/>
+          <w:szCs w:val="18"/>
+          <w:lang w:val="en-US"/>
+        </w:rPr>
+        <w:t>React.js</w:t>
+      </w:r>
+      <w:r>
+        <w:rPr>
+          <w:rFonts w:ascii="Tahoma" w:eastAsia="Tahoma" w:hAnsi="Tahoma" w:cs="Tahoma"/>
+          <w:sz w:val="18"/>
+          <w:szCs w:val="18"/>
+          <w:lang w:val="en-US"/>
+        </w:rPr>
+        <w:t xml:space="preserve"> components that seamlessly integrated with various microservices, ensuring smooth communication and data exchange between different services.</w:t>
       </w:r>
     </w:p>
     <w:p>
@@ -405,7 +577,25 @@
           <w:szCs w:val="18"/>
           <w:lang w:val="en-US"/>
         </w:rPr>
-        <w:t>Employed authentication and authorization mechanisms to secure the communication and access control between frontend components and backend services.</w:t>
+        <w:t xml:space="preserve">Employed authentication and authorization mechanisms to secure the communication and access control between frontend components </w:t>
+      </w:r>
+      <w:r>
+        <w:rPr>
+          <w:rFonts w:ascii="Tahoma" w:eastAsia="Tahoma" w:hAnsi="Tahoma" w:cs="Tahoma"/>
+          <w:sz w:val="18"/>
+          <w:szCs w:val="18"/>
+          <w:lang w:val="en-US"/>
+        </w:rPr>
+        <w:t xml:space="preserve">with React.js </w:t>
+      </w:r>
+      <w:r>
+        <w:rPr>
+          <w:rFonts w:ascii="Tahoma" w:eastAsia="Tahoma" w:hAnsi="Tahoma" w:cs="Tahoma"/>
+          <w:sz w:val="18"/>
+          <w:szCs w:val="18"/>
+          <w:lang w:val="en-US"/>
+        </w:rPr>
+        <w:t>and backend services.</w:t>
       </w:r>
     </w:p>
     <w:p>
@@ -479,6 +669,244 @@
     </w:p>
     <w:p>
       <w:pPr>
+        <w:numPr>
+          <w:ilvl w:val="0"/>
+          <w:numId w:val="3"/>
+        </w:numPr>
+        <w:rPr>
+          <w:rFonts w:ascii="Tahoma" w:eastAsia="Tahoma" w:hAnsi="Tahoma" w:cs="Tahoma"/>
+          <w:sz w:val="18"/>
+          <w:szCs w:val="18"/>
+          <w:lang w:val="en-US"/>
+        </w:rPr>
+      </w:pPr>
+      <w:r>
+        <w:rPr>
+          <w:rFonts w:ascii="Tahoma" w:eastAsia="Tahoma" w:hAnsi="Tahoma" w:cs="Tahoma"/>
+          <w:sz w:val="18"/>
+          <w:szCs w:val="18"/>
+          <w:lang w:val="en-US"/>
+        </w:rPr>
+        <w:t>Migration from an 14</w:t>
+      </w:r>
+      <w:r>
+        <w:rPr>
+          <w:rFonts w:ascii="Tahoma" w:eastAsia="Tahoma" w:hAnsi="Tahoma" w:cs="Tahoma"/>
+          <w:sz w:val="18"/>
+          <w:szCs w:val="18"/>
+          <w:vertAlign w:val="superscript"/>
+          <w:lang w:val="en-US"/>
+        </w:rPr>
+        <w:t>th</w:t>
+      </w:r>
+      <w:r>
+        <w:rPr>
+          <w:rFonts w:ascii="Tahoma" w:eastAsia="Tahoma" w:hAnsi="Tahoma" w:cs="Tahoma"/>
+          <w:sz w:val="18"/>
+          <w:szCs w:val="18"/>
+          <w:lang w:val="en-US"/>
+        </w:rPr>
+        <w:t xml:space="preserve"> version of React.js class-based project to the latest version till then (functional based).</w:t>
+      </w:r>
+    </w:p>
+    <w:p>
+      <w:pPr>
+        <w:numPr>
+          <w:ilvl w:val="0"/>
+          <w:numId w:val="3"/>
+        </w:numPr>
+        <w:rPr>
+          <w:rFonts w:ascii="Tahoma" w:eastAsia="Tahoma" w:hAnsi="Tahoma" w:cs="Tahoma"/>
+          <w:sz w:val="18"/>
+          <w:szCs w:val="18"/>
+          <w:lang w:val="en-US"/>
+        </w:rPr>
+      </w:pPr>
+      <w:r>
+        <w:rPr>
+          <w:rFonts w:ascii="Tahoma" w:eastAsia="Tahoma" w:hAnsi="Tahoma" w:cs="Tahoma"/>
+          <w:sz w:val="18"/>
+          <w:szCs w:val="18"/>
+          <w:lang w:val="en-US"/>
+        </w:rPr>
+        <w:t>Strategies to deal with large amount of data avoiding slow performance.</w:t>
+      </w:r>
+    </w:p>
+    <w:p>
+      <w:pPr>
+        <w:numPr>
+          <w:ilvl w:val="0"/>
+          <w:numId w:val="3"/>
+        </w:numPr>
+        <w:rPr>
+          <w:rFonts w:ascii="Tahoma" w:eastAsia="Tahoma" w:hAnsi="Tahoma" w:cs="Tahoma"/>
+          <w:sz w:val="18"/>
+          <w:szCs w:val="18"/>
+          <w:lang w:val="en-US"/>
+        </w:rPr>
+      </w:pPr>
+      <w:r>
+        <w:rPr>
+          <w:rFonts w:ascii="Tahoma" w:eastAsia="Tahoma" w:hAnsi="Tahoma" w:cs="Tahoma"/>
+          <w:sz w:val="18"/>
+          <w:szCs w:val="18"/>
+          <w:lang w:val="en-US"/>
+        </w:rPr>
+        <w:t xml:space="preserve">Addition of new features and services with </w:t>
+      </w:r>
+      <w:r>
+        <w:rPr>
+          <w:rFonts w:ascii="Tahoma" w:eastAsia="Tahoma" w:hAnsi="Tahoma" w:cs="Tahoma"/>
+          <w:sz w:val="18"/>
+          <w:szCs w:val="18"/>
+          <w:lang w:val="en-US"/>
+        </w:rPr>
+        <w:t>Spring boot (</w:t>
+      </w:r>
+      <w:r>
+        <w:rPr>
+          <w:rFonts w:ascii="Tahoma" w:eastAsia="Tahoma" w:hAnsi="Tahoma" w:cs="Tahoma"/>
+          <w:sz w:val="18"/>
+          <w:szCs w:val="18"/>
+          <w:lang w:val="en-US"/>
+        </w:rPr>
+        <w:t>Java</w:t>
+      </w:r>
+      <w:r>
+        <w:rPr>
+          <w:rFonts w:ascii="Tahoma" w:eastAsia="Tahoma" w:hAnsi="Tahoma" w:cs="Tahoma"/>
+          <w:sz w:val="18"/>
+          <w:szCs w:val="18"/>
+          <w:lang w:val="en-US"/>
+        </w:rPr>
+        <w:t>)</w:t>
+      </w:r>
+    </w:p>
+    <w:p>
+      <w:pPr>
+        <w:numPr>
+          <w:ilvl w:val="0"/>
+          <w:numId w:val="3"/>
+        </w:numPr>
+        <w:rPr>
+          <w:rFonts w:ascii="Tahoma" w:eastAsia="Tahoma" w:hAnsi="Tahoma" w:cs="Tahoma"/>
+          <w:sz w:val="18"/>
+          <w:szCs w:val="18"/>
+          <w:lang w:val="en-US"/>
+        </w:rPr>
+      </w:pPr>
+      <w:r>
+        <w:rPr>
+          <w:rFonts w:ascii="Tahoma" w:eastAsia="Tahoma" w:hAnsi="Tahoma" w:cs="Tahoma"/>
+          <w:sz w:val="18"/>
+          <w:szCs w:val="18"/>
+          <w:lang w:val="en-US"/>
+        </w:rPr>
+        <w:t xml:space="preserve">Query performance improvements and report generation with </w:t>
+      </w:r>
+      <w:r>
+        <w:rPr>
+          <w:rFonts w:ascii="Tahoma" w:eastAsia="Tahoma" w:hAnsi="Tahoma" w:cs="Tahoma"/>
+          <w:sz w:val="18"/>
+          <w:szCs w:val="18"/>
+          <w:lang w:val="en-US"/>
+        </w:rPr>
+        <w:t xml:space="preserve">Spring boot (Java) </w:t>
+      </w:r>
+      <w:r>
+        <w:rPr>
+          <w:rFonts w:ascii="Tahoma" w:eastAsia="Tahoma" w:hAnsi="Tahoma" w:cs="Tahoma"/>
+          <w:sz w:val="18"/>
+          <w:szCs w:val="18"/>
+          <w:lang w:val="en-US"/>
+        </w:rPr>
+        <w:t>and MongoDB</w:t>
+      </w:r>
+    </w:p>
+    <w:p>
+      <w:pPr>
+        <w:numPr>
+          <w:ilvl w:val="0"/>
+          <w:numId w:val="3"/>
+        </w:numPr>
+        <w:rPr>
+          <w:rFonts w:ascii="Tahoma" w:eastAsia="Tahoma" w:hAnsi="Tahoma" w:cs="Tahoma"/>
+          <w:sz w:val="18"/>
+          <w:szCs w:val="18"/>
+          <w:lang w:val="en-US"/>
+        </w:rPr>
+      </w:pPr>
+      <w:r>
+        <w:rPr>
+          <w:rFonts w:ascii="Tahoma" w:eastAsia="Tahoma" w:hAnsi="Tahoma" w:cs="Tahoma"/>
+          <w:sz w:val="18"/>
+          <w:szCs w:val="18"/>
+          <w:lang w:val="en-US"/>
+        </w:rPr>
+        <w:t xml:space="preserve">Connection between </w:t>
+      </w:r>
+      <w:r>
+        <w:rPr>
+          <w:rFonts w:ascii="Tahoma" w:eastAsia="Tahoma" w:hAnsi="Tahoma" w:cs="Tahoma"/>
+          <w:sz w:val="18"/>
+          <w:szCs w:val="18"/>
+          <w:lang w:val="en-US"/>
+        </w:rPr>
+        <w:t xml:space="preserve">Spring boot (Java) </w:t>
+      </w:r>
+      <w:r>
+        <w:rPr>
+          <w:rFonts w:ascii="Tahoma" w:eastAsia="Tahoma" w:hAnsi="Tahoma" w:cs="Tahoma"/>
+          <w:sz w:val="18"/>
+          <w:szCs w:val="18"/>
+          <w:lang w:val="en-US"/>
+        </w:rPr>
+        <w:t>microservices</w:t>
+      </w:r>
+    </w:p>
+    <w:p>
+      <w:pPr>
+        <w:numPr>
+          <w:ilvl w:val="0"/>
+          <w:numId w:val="3"/>
+        </w:numPr>
+        <w:rPr>
+          <w:rFonts w:ascii="Tahoma" w:eastAsia="Tahoma" w:hAnsi="Tahoma" w:cs="Tahoma"/>
+          <w:sz w:val="18"/>
+          <w:szCs w:val="18"/>
+          <w:lang w:val="en-US"/>
+        </w:rPr>
+      </w:pPr>
+      <w:r>
+        <w:rPr>
+          <w:rFonts w:ascii="Tahoma" w:eastAsia="Tahoma" w:hAnsi="Tahoma" w:cs="Tahoma"/>
+          <w:sz w:val="18"/>
+          <w:szCs w:val="18"/>
+          <w:lang w:val="en-US"/>
+        </w:rPr>
+        <w:t xml:space="preserve">Spring boot (Java) </w:t>
+      </w:r>
+      <w:r>
+        <w:rPr>
+          <w:rFonts w:ascii="Tahoma" w:eastAsia="Tahoma" w:hAnsi="Tahoma" w:cs="Tahoma"/>
+          <w:sz w:val="18"/>
+          <w:szCs w:val="18"/>
+          <w:lang w:val="en-US"/>
+        </w:rPr>
+        <w:t>libraries maintenance</w:t>
+      </w:r>
+      <w:r>
+        <w:rPr>
+          <w:rFonts w:ascii="Tahoma" w:eastAsia="Tahoma" w:hAnsi="Tahoma" w:cs="Tahoma"/>
+          <w:sz w:val="18"/>
+          <w:szCs w:val="18"/>
+          <w:lang w:val="en-US"/>
+        </w:rPr>
+        <w:t xml:space="preserve"> and bug solutions</w:t>
+      </w:r>
+    </w:p>
+    <w:p>
+      <w:pPr>
         <w:ind w:left="720"/>
         <w:rPr>
           <w:rFonts w:ascii="Tahoma" w:eastAsia="Tahoma" w:hAnsi="Tahoma" w:cs="Tahoma"/>
@@ -515,7 +943,16 @@
           <w:szCs w:val="18"/>
           <w:lang w:val="en-US"/>
         </w:rPr>
-        <w:t>Main:</w:t>
+        <w:t>Front-end</w:t>
+      </w:r>
+      <w:r>
+        <w:rPr>
+          <w:rFonts w:ascii="Tahoma" w:eastAsia="Tahoma" w:hAnsi="Tahoma" w:cs="Tahoma"/>
+          <w:sz w:val="18"/>
+          <w:szCs w:val="18"/>
+          <w:lang w:val="en-US"/>
+        </w:rPr>
+        <w:t>:</w:t>
       </w:r>
       <w:r>
         <w:rPr>
@@ -530,21 +967,51 @@
       <w:r>
         <w:rPr>
           <w:rFonts w:ascii="Tahoma" w:eastAsia="Tahoma" w:hAnsi="Tahoma" w:cs="Tahoma"/>
-          <w:sz w:val="18"/>
-          <w:szCs w:val="18"/>
-          <w:lang w:val="en-US"/>
-        </w:rPr>
-        <w:t xml:space="preserve"> Extras: </w:t>
-      </w:r>
-      <w:r>
-        <w:rPr>
-          <w:rFonts w:ascii="Tahoma" w:eastAsia="Tahoma" w:hAnsi="Tahoma" w:cs="Tahoma"/>
           <w:i/>
           <w:sz w:val="18"/>
           <w:szCs w:val="18"/>
           <w:lang w:val="en-US"/>
         </w:rPr>
-        <w:t>PostgreSQL, Spring Boot, Docker, Microservices, Agile Methodologies.</w:t>
+        <w:t xml:space="preserve"> Back-end</w:t>
+      </w:r>
+      <w:r>
+        <w:rPr>
+          <w:rFonts w:ascii="Tahoma" w:eastAsia="Tahoma" w:hAnsi="Tahoma" w:cs="Tahoma"/>
+          <w:sz w:val="18"/>
+          <w:szCs w:val="18"/>
+          <w:lang w:val="en-US"/>
+        </w:rPr>
+        <w:t xml:space="preserve">: </w:t>
+      </w:r>
+      <w:r>
+        <w:rPr>
+          <w:rFonts w:ascii="Tahoma" w:eastAsia="Tahoma" w:hAnsi="Tahoma" w:cs="Tahoma"/>
+          <w:i/>
+          <w:sz w:val="18"/>
+          <w:szCs w:val="18"/>
+          <w:lang w:val="en-US"/>
+        </w:rPr>
+        <w:t>PostgreSQL, Spring Boot,</w:t>
+      </w:r>
+      <w:r>
+        <w:rPr>
+          <w:rFonts w:ascii="Tahoma" w:eastAsia="Tahoma" w:hAnsi="Tahoma" w:cs="Tahoma"/>
+          <w:i/>
+          <w:sz w:val="18"/>
+          <w:szCs w:val="18"/>
+          <w:lang w:val="en-US"/>
+        </w:rPr>
+        <w:t xml:space="preserve"> Java,</w:t>
+      </w:r>
+      <w:r>
+        <w:rPr>
+          <w:rFonts w:ascii="Tahoma" w:eastAsia="Tahoma" w:hAnsi="Tahoma" w:cs="Tahoma"/>
+          <w:i/>
+          <w:sz w:val="18"/>
+          <w:szCs w:val="18"/>
+          <w:lang w:val="en-US"/>
+        </w:rPr>
+        <w:t xml:space="preserve"> Docker, Microservices, Agile Methodologies.</w:t>
       </w:r>
     </w:p>
     <w:p>
@@ -622,27 +1089,7 @@
           <w:szCs w:val="18"/>
           <w:lang w:val="en-US"/>
         </w:rPr>
-        <w:t xml:space="preserve">Followed the </w:t>
-      </w:r>
-      <w:r>
-        <w:rPr>
-          <w:rFonts w:ascii="Tahoma" w:eastAsia="Tahoma" w:hAnsi="Tahoma" w:cs="Tahoma"/>
-          <w:b/>
-          <w:bCs/>
-          <w:sz w:val="18"/>
-          <w:szCs w:val="18"/>
-          <w:lang w:val="en-US"/>
-        </w:rPr>
-        <w:t>SOLID</w:t>
-      </w:r>
-      <w:r>
-        <w:rPr>
-          <w:rFonts w:ascii="Tahoma" w:eastAsia="Tahoma" w:hAnsi="Tahoma" w:cs="Tahoma"/>
-          <w:sz w:val="18"/>
-          <w:szCs w:val="18"/>
-          <w:lang w:val="en-US"/>
-        </w:rPr>
-        <w:t xml:space="preserve"> principles and applied architecture and design patterns such as clean architecture and Flux to achieve a clean and maintainable codebase for the system.</w:t>
+        <w:t>Making use of charts and integrate them to the React.js application to visualize the statistics.</w:t>
       </w:r>
     </w:p>
     <w:p>
@@ -665,7 +1112,27 @@
           <w:szCs w:val="18"/>
           <w:lang w:val="en-US"/>
         </w:rPr>
-        <w:t>Created reusable and modular components for efficient development.</w:t>
+        <w:t xml:space="preserve">Followed the </w:t>
+      </w:r>
+      <w:r>
+        <w:rPr>
+          <w:rFonts w:ascii="Tahoma" w:eastAsia="Tahoma" w:hAnsi="Tahoma" w:cs="Tahoma"/>
+          <w:b/>
+          <w:bCs/>
+          <w:sz w:val="18"/>
+          <w:szCs w:val="18"/>
+          <w:lang w:val="en-US"/>
+        </w:rPr>
+        <w:t>SOLID</w:t>
+      </w:r>
+      <w:r>
+        <w:rPr>
+          <w:rFonts w:ascii="Tahoma" w:eastAsia="Tahoma" w:hAnsi="Tahoma" w:cs="Tahoma"/>
+          <w:sz w:val="18"/>
+          <w:szCs w:val="18"/>
+          <w:lang w:val="en-US"/>
+        </w:rPr>
+        <w:t xml:space="preserve"> principles and applied architecture and design patterns such as clean architecture and Flux to achieve a clean and maintainable codebase for the system.</w:t>
       </w:r>
     </w:p>
     <w:p>
@@ -688,6 +1155,29 @@
           <w:szCs w:val="18"/>
           <w:lang w:val="en-US"/>
         </w:rPr>
+        <w:t>Created reusable and modular components for efficient development.</w:t>
+      </w:r>
+    </w:p>
+    <w:p>
+      <w:pPr>
+        <w:numPr>
+          <w:ilvl w:val="0"/>
+          <w:numId w:val="2"/>
+        </w:numPr>
+        <w:rPr>
+          <w:rFonts w:ascii="Tahoma" w:eastAsia="Tahoma" w:hAnsi="Tahoma" w:cs="Tahoma"/>
+          <w:sz w:val="18"/>
+          <w:szCs w:val="18"/>
+          <w:lang w:val="en-US"/>
+        </w:rPr>
+      </w:pPr>
+      <w:r>
+        <w:rPr>
+          <w:rFonts w:ascii="Tahoma" w:eastAsia="Tahoma" w:hAnsi="Tahoma" w:cs="Tahoma"/>
+          <w:sz w:val="18"/>
+          <w:szCs w:val="18"/>
+          <w:lang w:val="en-US"/>
+        </w:rPr>
         <w:t>Collaborated in regular design meetings, discussing wireframes and prototypes with designers to gain a thorough understanding of the desired visual and interactive elements.</w:t>
       </w:r>
     </w:p>
@@ -798,7 +1288,7 @@
           <w:szCs w:val="18"/>
           <w:lang w:val="en-US"/>
         </w:rPr>
-        <w:t>Successfully transformed a static website into a Single-Page Application (SPA) with React.js, enabling seamless navigation and enhanced user interactivity.</w:t>
+        <w:t>Dashboard development with React.js to manage their customers.</w:t>
       </w:r>
     </w:p>
     <w:p>
@@ -821,6 +1311,93 @@
           <w:szCs w:val="18"/>
           <w:lang w:val="en-US"/>
         </w:rPr>
+        <w:t xml:space="preserve">Integration of charts </w:t>
+      </w:r>
+      <w:r>
+        <w:rPr>
+          <w:rFonts w:ascii="Tahoma" w:eastAsia="Tahoma" w:hAnsi="Tahoma" w:cs="Tahoma"/>
+          <w:sz w:val="18"/>
+          <w:szCs w:val="18"/>
+          <w:lang w:val="en-US"/>
+        </w:rPr>
+        <w:t xml:space="preserve">libraries </w:t>
+      </w:r>
+      <w:r>
+        <w:rPr>
+          <w:rFonts w:ascii="Tahoma" w:eastAsia="Tahoma" w:hAnsi="Tahoma" w:cs="Tahoma"/>
+          <w:sz w:val="18"/>
+          <w:szCs w:val="18"/>
+          <w:lang w:val="en-US"/>
+        </w:rPr>
+        <w:t>to visualize reports and projections.</w:t>
+      </w:r>
+    </w:p>
+    <w:p>
+      <w:pPr>
+        <w:numPr>
+          <w:ilvl w:val="0"/>
+          <w:numId w:val="4"/>
+        </w:numPr>
+        <w:rPr>
+          <w:rFonts w:ascii="Tahoma" w:eastAsia="Tahoma" w:hAnsi="Tahoma" w:cs="Tahoma"/>
+          <w:sz w:val="18"/>
+          <w:szCs w:val="18"/>
+          <w:lang w:val="en-US"/>
+        </w:rPr>
+      </w:pPr>
+      <w:r>
+        <w:rPr>
+          <w:rFonts w:ascii="Tahoma" w:eastAsia="Tahoma" w:hAnsi="Tahoma" w:cs="Tahoma"/>
+          <w:sz w:val="18"/>
+          <w:szCs w:val="18"/>
+          <w:lang w:val="en-US"/>
+        </w:rPr>
+        <w:t>Communication of the React.js application with the backend side through API Rest.</w:t>
+      </w:r>
+    </w:p>
+    <w:p>
+      <w:pPr>
+        <w:numPr>
+          <w:ilvl w:val="0"/>
+          <w:numId w:val="4"/>
+        </w:numPr>
+        <w:rPr>
+          <w:rFonts w:ascii="Tahoma" w:eastAsia="Tahoma" w:hAnsi="Tahoma" w:cs="Tahoma"/>
+          <w:sz w:val="18"/>
+          <w:szCs w:val="18"/>
+          <w:lang w:val="en-US"/>
+        </w:rPr>
+      </w:pPr>
+      <w:r>
+        <w:rPr>
+          <w:rFonts w:ascii="Tahoma" w:eastAsia="Tahoma" w:hAnsi="Tahoma" w:cs="Tahoma"/>
+          <w:sz w:val="18"/>
+          <w:szCs w:val="18"/>
+          <w:lang w:val="en-US"/>
+        </w:rPr>
+        <w:t>Successfully transformed a static website into a Single-Page Application (SPA) with React.js, enabling seamless navigation and enhanced user interactivity.</w:t>
+      </w:r>
+    </w:p>
+    <w:p>
+      <w:pPr>
+        <w:numPr>
+          <w:ilvl w:val="0"/>
+          <w:numId w:val="4"/>
+        </w:numPr>
+        <w:rPr>
+          <w:rFonts w:ascii="Tahoma" w:eastAsia="Tahoma" w:hAnsi="Tahoma" w:cs="Tahoma"/>
+          <w:sz w:val="18"/>
+          <w:szCs w:val="18"/>
+          <w:lang w:val="en-US"/>
+        </w:rPr>
+      </w:pPr>
+      <w:r>
+        <w:rPr>
+          <w:rFonts w:ascii="Tahoma" w:eastAsia="Tahoma" w:hAnsi="Tahoma" w:cs="Tahoma"/>
+          <w:sz w:val="18"/>
+          <w:szCs w:val="18"/>
+          <w:lang w:val="en-US"/>
+        </w:rPr>
         <w:t>Collaborated in the development of a responsive and user-friendly frontend interface for a management system, enabling efficient customer management and streamlined administrative processes.</w:t>
       </w:r>
     </w:p>
@@ -860,7 +1437,7 @@
           <w:szCs w:val="18"/>
           <w:lang w:val="en-US"/>
         </w:rPr>
-        <w:t>PHP, Redux.js</w:t>
+        <w:t>PHP</w:t>
       </w:r>
       <w:r>
         <w:rPr>
@@ -870,6 +1447,26 @@
           <w:szCs w:val="18"/>
           <w:lang w:val="en-US"/>
         </w:rPr>
+        <w:t>, Next.js</w:t>
+      </w:r>
+      <w:r>
+        <w:rPr>
+          <w:rFonts w:ascii="Tahoma" w:eastAsia="Tahoma" w:hAnsi="Tahoma" w:cs="Tahoma"/>
+          <w:i/>
+          <w:sz w:val="18"/>
+          <w:szCs w:val="18"/>
+          <w:lang w:val="en-US"/>
+        </w:rPr>
+        <w:t>, Redux.js</w:t>
+      </w:r>
+      <w:r>
+        <w:rPr>
+          <w:rFonts w:ascii="Tahoma" w:eastAsia="Tahoma" w:hAnsi="Tahoma" w:cs="Tahoma"/>
+          <w:i/>
+          <w:sz w:val="18"/>
+          <w:szCs w:val="18"/>
+          <w:lang w:val="en-US"/>
+        </w:rPr>
         <w:t>, GitHub, Photoshop, Illustrator.</w:t>
       </w:r>
     </w:p>
@@ -882,15 +1479,313 @@
     </w:p>
     <w:p>
       <w:pPr>
+        <w:rPr>
+          <w:lang w:val="en-US"/>
+        </w:rPr>
+      </w:pPr>
+    </w:p>
+    <w:p>
+      <w:pPr>
+        <w:rPr>
+          <w:lang w:val="en-US"/>
+        </w:rPr>
+      </w:pPr>
+    </w:p>
+    <w:p>
+      <w:pPr>
         <w:spacing w:line="310" w:lineRule="auto"/>
         <w:rPr>
           <w:rFonts w:ascii="Tahoma" w:eastAsia="Tahoma" w:hAnsi="Tahoma" w:cs="Tahoma"/>
-          <w:b/>
-          <w:sz w:val="18"/>
-          <w:szCs w:val="18"/>
-          <w:lang w:val="en-US"/>
-        </w:rPr>
-      </w:pPr>
+          <w:i/>
+          <w:sz w:val="18"/>
+          <w:szCs w:val="18"/>
+          <w:lang w:val="en-US"/>
+        </w:rPr>
+      </w:pPr>
+      <w:r>
+        <w:rPr>
+          <w:rFonts w:ascii="Tahoma" w:eastAsia="Tahoma" w:hAnsi="Tahoma" w:cs="Tahoma"/>
+          <w:b/>
+          <w:sz w:val="18"/>
+          <w:szCs w:val="18"/>
+          <w:lang w:val="en-US"/>
+        </w:rPr>
+        <w:t>Gourmand</w:t>
+      </w:r>
+      <w:r>
+        <w:rPr>
+          <w:rFonts w:ascii="Tahoma" w:eastAsia="Tahoma" w:hAnsi="Tahoma" w:cs="Tahoma"/>
+          <w:b/>
+          <w:sz w:val="18"/>
+          <w:szCs w:val="18"/>
+          <w:lang w:val="en-US"/>
+        </w:rPr>
+        <w:t xml:space="preserve">, </w:t>
+      </w:r>
+      <w:r>
+        <w:rPr>
+          <w:rFonts w:ascii="Tahoma" w:eastAsia="Tahoma" w:hAnsi="Tahoma" w:cs="Tahoma"/>
+          <w:b/>
+          <w:bCs/>
+          <w:sz w:val="18"/>
+          <w:szCs w:val="18"/>
+        </w:rPr>
+        <w:t>Full Stack Developer</w:t>
+      </w:r>
+      <w:r>
+        <w:rPr>
+          <w:rFonts w:ascii="Tahoma" w:eastAsia="Tahoma" w:hAnsi="Tahoma" w:cs="Tahoma"/>
+          <w:b/>
+          <w:bCs/>
+          <w:sz w:val="18"/>
+          <w:szCs w:val="18"/>
+        </w:rPr>
+        <w:t xml:space="preserve"> (freelance)</w:t>
+      </w:r>
+      <w:r>
+        <w:rPr>
+          <w:rFonts w:ascii="Tahoma" w:eastAsia="Tahoma" w:hAnsi="Tahoma" w:cs="Tahoma"/>
+          <w:i/>
+          <w:sz w:val="18"/>
+          <w:szCs w:val="18"/>
+          <w:lang w:val="en-US"/>
+        </w:rPr>
+        <w:t xml:space="preserve">— </w:t>
+      </w:r>
+      <w:r>
+        <w:rPr>
+          <w:rFonts w:ascii="Tahoma" w:eastAsia="Tahoma" w:hAnsi="Tahoma" w:cs="Tahoma"/>
+          <w:i/>
+          <w:sz w:val="18"/>
+          <w:szCs w:val="18"/>
+          <w:lang w:val="en-US"/>
+        </w:rPr>
+        <w:t>July</w:t>
+      </w:r>
+      <w:r>
+        <w:rPr>
+          <w:rFonts w:ascii="Tahoma" w:eastAsia="Tahoma" w:hAnsi="Tahoma" w:cs="Tahoma"/>
+          <w:i/>
+          <w:sz w:val="18"/>
+          <w:szCs w:val="18"/>
+          <w:lang w:val="en-US"/>
+        </w:rPr>
+        <w:t>,20</w:t>
+      </w:r>
+      <w:r>
+        <w:rPr>
+          <w:rFonts w:ascii="Tahoma" w:eastAsia="Tahoma" w:hAnsi="Tahoma" w:cs="Tahoma"/>
+          <w:i/>
+          <w:sz w:val="18"/>
+          <w:szCs w:val="18"/>
+          <w:lang w:val="en-US"/>
+        </w:rPr>
+        <w:t>19</w:t>
+      </w:r>
+      <w:r>
+        <w:rPr>
+          <w:rFonts w:ascii="Tahoma" w:eastAsia="Tahoma" w:hAnsi="Tahoma" w:cs="Tahoma"/>
+          <w:i/>
+          <w:sz w:val="18"/>
+          <w:szCs w:val="18"/>
+          <w:lang w:val="en-US"/>
+        </w:rPr>
+        <w:t xml:space="preserve"> - </w:t>
+      </w:r>
+      <w:r>
+        <w:rPr>
+          <w:rFonts w:ascii="Tahoma" w:eastAsia="Tahoma" w:hAnsi="Tahoma" w:cs="Tahoma"/>
+          <w:i/>
+          <w:sz w:val="18"/>
+          <w:szCs w:val="18"/>
+          <w:lang w:val="en-US"/>
+        </w:rPr>
+        <w:t>December</w:t>
+      </w:r>
+      <w:r>
+        <w:rPr>
+          <w:rFonts w:ascii="Tahoma" w:eastAsia="Tahoma" w:hAnsi="Tahoma" w:cs="Tahoma"/>
+          <w:i/>
+          <w:sz w:val="18"/>
+          <w:szCs w:val="18"/>
+          <w:lang w:val="en-US"/>
+        </w:rPr>
+        <w:t>,20</w:t>
+      </w:r>
+      <w:r>
+        <w:rPr>
+          <w:rFonts w:ascii="Tahoma" w:eastAsia="Tahoma" w:hAnsi="Tahoma" w:cs="Tahoma"/>
+          <w:i/>
+          <w:sz w:val="18"/>
+          <w:szCs w:val="18"/>
+          <w:lang w:val="en-US"/>
+        </w:rPr>
+        <w:t>19</w:t>
+      </w:r>
+    </w:p>
+    <w:p>
+      <w:pPr>
+        <w:numPr>
+          <w:ilvl w:val="0"/>
+          <w:numId w:val="4"/>
+        </w:numPr>
+        <w:rPr>
+          <w:rFonts w:ascii="Tahoma" w:eastAsia="Tahoma" w:hAnsi="Tahoma" w:cs="Tahoma"/>
+          <w:sz w:val="18"/>
+          <w:szCs w:val="18"/>
+          <w:lang w:val="en-US"/>
+        </w:rPr>
+      </w:pPr>
+      <w:r>
+        <w:rPr>
+          <w:rFonts w:ascii="Tahoma" w:eastAsia="Tahoma" w:hAnsi="Tahoma" w:cs="Tahoma"/>
+          <w:sz w:val="18"/>
+          <w:szCs w:val="18"/>
+          <w:lang w:val="en-US"/>
+        </w:rPr>
+        <w:t>Successfully developed the backend infrastructure based on customer and</w:t>
+      </w:r>
+      <w:r>
+        <w:rPr>
+          <w:rFonts w:ascii="Tahoma" w:eastAsia="Tahoma" w:hAnsi="Tahoma" w:cs="Tahoma"/>
+          <w:sz w:val="18"/>
+          <w:szCs w:val="18"/>
+          <w:lang w:val="en-US"/>
+        </w:rPr>
+        <w:t xml:space="preserve"> </w:t>
+      </w:r>
+      <w:r>
+        <w:rPr>
+          <w:rFonts w:ascii="Tahoma" w:eastAsia="Tahoma" w:hAnsi="Tahoma" w:cs="Tahoma"/>
+          <w:sz w:val="18"/>
+          <w:szCs w:val="18"/>
+          <w:lang w:val="en-US"/>
+        </w:rPr>
+        <w:t>company requirements, ensuring efficient and secure operations.</w:t>
+      </w:r>
+    </w:p>
+    <w:p>
+      <w:pPr>
+        <w:numPr>
+          <w:ilvl w:val="0"/>
+          <w:numId w:val="4"/>
+        </w:numPr>
+        <w:rPr>
+          <w:rFonts w:ascii="Tahoma" w:eastAsia="Tahoma" w:hAnsi="Tahoma" w:cs="Tahoma"/>
+          <w:sz w:val="18"/>
+          <w:szCs w:val="18"/>
+          <w:lang w:val="en-US"/>
+        </w:rPr>
+      </w:pPr>
+      <w:r>
+        <w:rPr>
+          <w:rFonts w:ascii="Tahoma" w:eastAsia="Tahoma" w:hAnsi="Tahoma" w:cs="Tahoma"/>
+          <w:sz w:val="18"/>
+          <w:szCs w:val="18"/>
+          <w:lang w:val="en-US"/>
+        </w:rPr>
+        <w:t>Developed a visually appealing and user-friendly frontend interface that met the specific requirements of the customer and company ensuring seamless user experience across different devices and screen sizes.</w:t>
+      </w:r>
+    </w:p>
+    <w:p>
+      <w:pPr>
+        <w:numPr>
+          <w:ilvl w:val="0"/>
+          <w:numId w:val="4"/>
+        </w:numPr>
+        <w:rPr>
+          <w:rFonts w:ascii="Tahoma" w:eastAsia="Tahoma" w:hAnsi="Tahoma" w:cs="Tahoma"/>
+          <w:sz w:val="18"/>
+          <w:szCs w:val="18"/>
+          <w:lang w:val="en-US"/>
+        </w:rPr>
+      </w:pPr>
+      <w:r>
+        <w:rPr>
+          <w:rFonts w:ascii="Tahoma" w:eastAsia="Tahoma" w:hAnsi="Tahoma" w:cs="Tahoma"/>
+          <w:sz w:val="18"/>
+          <w:szCs w:val="18"/>
+          <w:lang w:val="en-US"/>
+        </w:rPr>
+        <w:t>I created a normalized database in MySQL taking care about the future</w:t>
+      </w:r>
+      <w:r>
+        <w:rPr>
+          <w:rFonts w:ascii="Tahoma" w:eastAsia="Tahoma" w:hAnsi="Tahoma" w:cs="Tahoma"/>
+          <w:sz w:val="18"/>
+          <w:szCs w:val="18"/>
+          <w:lang w:val="en-US"/>
+        </w:rPr>
+        <w:t xml:space="preserve"> </w:t>
+      </w:r>
+      <w:r>
+        <w:rPr>
+          <w:rFonts w:ascii="Tahoma" w:eastAsia="Tahoma" w:hAnsi="Tahoma" w:cs="Tahoma"/>
+          <w:sz w:val="18"/>
+          <w:szCs w:val="18"/>
+          <w:lang w:val="en-US"/>
+        </w:rPr>
+        <w:t>needs, making possible its scalability.</w:t>
+      </w:r>
+    </w:p>
+    <w:p>
+      <w:pPr>
+        <w:ind w:left="720"/>
+        <w:rPr>
+          <w:i/>
+          <w:lang w:val="en-US"/>
+        </w:rPr>
+      </w:pPr>
+      <w:r>
+        <w:rPr>
+          <w:rFonts w:ascii="Tahoma" w:eastAsia="Tahoma" w:hAnsi="Tahoma" w:cs="Tahoma"/>
+          <w:b/>
+          <w:sz w:val="18"/>
+          <w:szCs w:val="18"/>
+          <w:lang w:val="en-US"/>
+        </w:rPr>
+        <w:t xml:space="preserve">Stack: </w:t>
+      </w:r>
+      <w:r>
+        <w:rPr>
+          <w:rFonts w:ascii="Tahoma" w:eastAsia="Tahoma" w:hAnsi="Tahoma" w:cs="Tahoma"/>
+          <w:i/>
+          <w:sz w:val="18"/>
+          <w:szCs w:val="18"/>
+          <w:lang w:val="en-US"/>
+        </w:rPr>
+        <w:t>JavaScript, PHP, MySQL, HTML, CSS, BEM</w:t>
+      </w:r>
+      <w:r>
+        <w:rPr>
+          <w:rFonts w:ascii="Tahoma" w:eastAsia="Tahoma" w:hAnsi="Tahoma" w:cs="Tahoma"/>
+          <w:i/>
+          <w:sz w:val="18"/>
+          <w:szCs w:val="18"/>
+          <w:lang w:val="en-US"/>
+        </w:rPr>
+        <w:t>, GitHub, Photoshop, Illustrator.</w:t>
+      </w:r>
+    </w:p>
+    <w:p>
+      <w:pPr>
+        <w:rPr>
+          <w:lang w:val="en-US"/>
+        </w:rPr>
+      </w:pPr>
+    </w:p>
+    <w:p>
+      <w:pPr>
+        <w:spacing w:line="310" w:lineRule="auto"/>
+        <w:rPr>
+          <w:rFonts w:ascii="Tahoma" w:eastAsia="Tahoma" w:hAnsi="Tahoma" w:cs="Tahoma"/>
+          <w:b/>
+          <w:sz w:val="18"/>
+          <w:szCs w:val="18"/>
+          <w:lang w:val="en-US"/>
+        </w:rPr>
+      </w:pPr>
+      <w:bookmarkStart w:id="0" w:name="_Hlk192262265"/>
       <w:r>
         <w:rPr>
           <w:rFonts w:ascii="Tahoma" w:eastAsia="Tahoma" w:hAnsi="Tahoma" w:cs="Tahoma"/>
@@ -902,6 +1797,7 @@
         <w:t>SKILLS</w:t>
       </w:r>
     </w:p>
+    <w:bookmarkEnd w:id="0"/>
     <w:p>
       <w:pPr>
         <w:spacing w:line="310" w:lineRule="auto"/>
@@ -1023,40 +1919,108 @@
           <w:rFonts w:ascii="Tahoma" w:eastAsia="Tahoma" w:hAnsi="Tahoma" w:cs="Tahoma"/>
           <w:b/>
           <w:bCs/>
+          <w:sz w:val="18"/>
+          <w:szCs w:val="18"/>
+          <w:lang w:val="en-US"/>
+        </w:rPr>
+        <w:t>Intermediate:</w:t>
+      </w:r>
+      <w:r>
+        <w:rPr>
+          <w:rFonts w:ascii="Tahoma" w:eastAsia="Tahoma" w:hAnsi="Tahoma" w:cs="Tahoma"/>
+          <w:sz w:val="18"/>
+          <w:szCs w:val="18"/>
+          <w:lang w:val="en-US"/>
+        </w:rPr>
+        <w:t xml:space="preserve"> </w:t>
+      </w:r>
+      <w:r>
+        <w:rPr>
+          <w:rFonts w:ascii="Tahoma" w:eastAsia="Tahoma" w:hAnsi="Tahoma" w:cs="Tahoma"/>
+          <w:sz w:val="18"/>
+          <w:szCs w:val="18"/>
+          <w:lang w:val="en-US"/>
+        </w:rPr>
+        <w:t>Spring Boot</w:t>
+      </w:r>
+      <w:r>
+        <w:rPr>
+          <w:rFonts w:ascii="Tahoma" w:eastAsia="Tahoma" w:hAnsi="Tahoma" w:cs="Tahoma"/>
+          <w:sz w:val="18"/>
+          <w:szCs w:val="18"/>
+          <w:lang w:val="en-US"/>
+        </w:rPr>
+        <w:t xml:space="preserve"> (Java)</w:t>
+      </w:r>
+      <w:r>
+        <w:rPr>
+          <w:rFonts w:ascii="Tahoma" w:eastAsia="Tahoma" w:hAnsi="Tahoma" w:cs="Tahoma"/>
+          <w:sz w:val="18"/>
+          <w:szCs w:val="18"/>
+          <w:lang w:val="en-US"/>
+        </w:rPr>
+        <w:t>, Django</w:t>
+      </w:r>
+      <w:r>
+        <w:rPr>
+          <w:rFonts w:ascii="Tahoma" w:eastAsia="Tahoma" w:hAnsi="Tahoma" w:cs="Tahoma"/>
+          <w:sz w:val="18"/>
+          <w:szCs w:val="18"/>
+          <w:lang w:val="en-US"/>
+        </w:rPr>
+        <w:t xml:space="preserve"> (Python)</w:t>
+      </w:r>
+      <w:r>
+        <w:rPr>
+          <w:rFonts w:ascii="Tahoma" w:eastAsia="Tahoma" w:hAnsi="Tahoma" w:cs="Tahoma"/>
+          <w:sz w:val="18"/>
+          <w:szCs w:val="18"/>
+          <w:lang w:val="en-US"/>
+        </w:rPr>
+        <w:t>.</w:t>
+      </w:r>
+    </w:p>
+    <w:p>
+      <w:pPr>
+        <w:spacing w:line="310" w:lineRule="auto"/>
+        <w:rPr>
+          <w:rFonts w:ascii="Tahoma" w:eastAsia="Tahoma" w:hAnsi="Tahoma" w:cs="Tahoma"/>
+          <w:sz w:val="18"/>
+          <w:szCs w:val="18"/>
+          <w:lang w:val="en-US"/>
+        </w:rPr>
+      </w:pPr>
+      <w:r>
+        <w:rPr>
+          <w:rFonts w:ascii="Tahoma" w:eastAsia="Tahoma" w:hAnsi="Tahoma" w:cs="Tahoma"/>
+          <w:b/>
+          <w:sz w:val="18"/>
+          <w:szCs w:val="18"/>
+          <w:lang w:val="en-US"/>
+        </w:rPr>
+        <w:t>Databases</w:t>
+      </w:r>
+      <w:r>
+        <w:rPr>
+          <w:rFonts w:ascii="Tahoma" w:eastAsia="Tahoma" w:hAnsi="Tahoma" w:cs="Tahoma"/>
+          <w:b/>
+          <w:bCs/>
           <w:i/>
           <w:iCs/>
           <w:sz w:val="18"/>
           <w:szCs w:val="18"/>
           <w:lang w:val="en-US"/>
         </w:rPr>
-        <w:t>Basic:</w:t>
-      </w:r>
-      <w:r>
-        <w:rPr>
-          <w:rFonts w:ascii="Tahoma" w:eastAsia="Tahoma" w:hAnsi="Tahoma" w:cs="Tahoma"/>
-          <w:sz w:val="18"/>
-          <w:szCs w:val="18"/>
-          <w:lang w:val="en-US"/>
-        </w:rPr>
-        <w:t xml:space="preserve"> </w:t>
-      </w:r>
-      <w:r>
-        <w:rPr>
-          <w:rFonts w:ascii="Tahoma" w:eastAsia="Tahoma" w:hAnsi="Tahoma" w:cs="Tahoma"/>
-          <w:sz w:val="18"/>
-          <w:szCs w:val="18"/>
-          <w:lang w:val="en-US"/>
-        </w:rPr>
-        <w:t xml:space="preserve">Spring Boot, </w:t>
-      </w:r>
-      <w:r>
-        <w:rPr>
-          <w:rFonts w:ascii="Tahoma" w:eastAsia="Tahoma" w:hAnsi="Tahoma" w:cs="Tahoma"/>
-          <w:sz w:val="18"/>
-          <w:szCs w:val="18"/>
-          <w:lang w:val="en-US"/>
-        </w:rPr>
-        <w:t>Django.</w:t>
+        <w:t xml:space="preserve">: </w:t>
+      </w:r>
+      <w:r>
+        <w:rPr>
+          <w:rFonts w:ascii="Tahoma" w:eastAsia="Tahoma" w:hAnsi="Tahoma" w:cs="Tahoma"/>
+          <w:sz w:val="18"/>
+          <w:szCs w:val="18"/>
+          <w:lang w:val="en-US"/>
+        </w:rPr>
+        <w:t>PostgreSQL, MySQL, MongoDB.</w:t>
       </w:r>
     </w:p>
     <w:p>
@@ -1077,74 +2041,56 @@
           <w:szCs w:val="18"/>
           <w:lang w:val="en-US"/>
         </w:rPr>
-        <w:t>Databases:</w:t>
-      </w:r>
-      <w:r>
-        <w:rPr>
-          <w:rFonts w:ascii="Tahoma" w:eastAsia="Tahoma" w:hAnsi="Tahoma" w:cs="Tahoma"/>
-          <w:sz w:val="18"/>
-          <w:szCs w:val="18"/>
-          <w:lang w:val="en-US"/>
-        </w:rPr>
-        <w:t xml:space="preserve"> </w:t>
-      </w:r>
-      <w:r>
-        <w:rPr>
-          <w:rFonts w:ascii="Tahoma" w:eastAsia="Tahoma" w:hAnsi="Tahoma" w:cs="Tahoma"/>
-          <w:b/>
-          <w:bCs/>
+        <w:t>Tools</w:t>
+      </w:r>
+      <w:r>
+        <w:rPr>
+          <w:rFonts w:ascii="Tahoma" w:eastAsia="Tahoma" w:hAnsi="Tahoma" w:cs="Tahoma"/>
+          <w:b/>
           <w:i/>
           <w:iCs/>
           <w:sz w:val="18"/>
           <w:szCs w:val="18"/>
           <w:lang w:val="en-US"/>
         </w:rPr>
-        <w:t xml:space="preserve">Intermediate: </w:t>
-      </w:r>
-      <w:r>
-        <w:rPr>
-          <w:rFonts w:ascii="Tahoma" w:eastAsia="Tahoma" w:hAnsi="Tahoma" w:cs="Tahoma"/>
-          <w:sz w:val="18"/>
-          <w:szCs w:val="18"/>
-          <w:lang w:val="en-US"/>
-        </w:rPr>
-        <w:t>PostgreSQL, MySQL</w:t>
-      </w:r>
-      <w:r>
-        <w:rPr>
-          <w:rFonts w:ascii="Tahoma" w:eastAsia="Tahoma" w:hAnsi="Tahoma" w:cs="Tahoma"/>
-          <w:sz w:val="18"/>
-          <w:szCs w:val="18"/>
-          <w:lang w:val="en-US"/>
-        </w:rPr>
-        <w:t xml:space="preserve">, </w:t>
-      </w:r>
-      <w:r>
-        <w:rPr>
-          <w:rFonts w:ascii="Tahoma" w:eastAsia="Tahoma" w:hAnsi="Tahoma" w:cs="Tahoma"/>
-          <w:sz w:val="18"/>
-          <w:szCs w:val="18"/>
-          <w:lang w:val="en-US"/>
-        </w:rPr>
-        <w:t>Mongo</w:t>
-      </w:r>
-      <w:r>
-        <w:rPr>
-          <w:rFonts w:ascii="Tahoma" w:eastAsia="Tahoma" w:hAnsi="Tahoma" w:cs="Tahoma"/>
-          <w:sz w:val="18"/>
-          <w:szCs w:val="18"/>
-          <w:lang w:val="en-US"/>
-        </w:rPr>
-        <w:t>DB</w:t>
-      </w:r>
-      <w:r>
-        <w:rPr>
-          <w:rFonts w:ascii="Tahoma" w:eastAsia="Tahoma" w:hAnsi="Tahoma" w:cs="Tahoma"/>
-          <w:sz w:val="18"/>
-          <w:szCs w:val="18"/>
-          <w:lang w:val="en-US"/>
-        </w:rPr>
-        <w:t>.</w:t>
+        <w:t>:</w:t>
+      </w:r>
+      <w:r>
+        <w:rPr>
+          <w:rFonts w:ascii="Tahoma" w:eastAsia="Tahoma" w:hAnsi="Tahoma" w:cs="Tahoma"/>
+          <w:b/>
+          <w:sz w:val="18"/>
+          <w:szCs w:val="18"/>
+          <w:lang w:val="en-US"/>
+        </w:rPr>
+        <w:t xml:space="preserve"> </w:t>
+      </w:r>
+      <w:r>
+        <w:rPr>
+          <w:rFonts w:ascii="Tahoma" w:eastAsia="Tahoma" w:hAnsi="Tahoma" w:cs="Tahoma"/>
+          <w:sz w:val="18"/>
+          <w:szCs w:val="18"/>
+          <w:lang w:val="en-US"/>
+        </w:rPr>
+        <w:t>Git, GitHub, Jira, Bitbucket, Confluence, Notion</w:t>
+      </w:r>
+      <w:r>
+        <w:rPr>
+          <w:rFonts w:ascii="Tahoma" w:eastAsia="Tahoma" w:hAnsi="Tahoma" w:cs="Tahoma"/>
+          <w:sz w:val="18"/>
+          <w:szCs w:val="18"/>
+          <w:lang w:val="en-US"/>
+        </w:rPr>
+        <w:t>,</w:t>
+      </w:r>
+      <w:r>
+        <w:rPr>
+          <w:rFonts w:ascii="Tahoma" w:eastAsia="Tahoma" w:hAnsi="Tahoma" w:cs="Tahoma"/>
+          <w:sz w:val="18"/>
+          <w:szCs w:val="18"/>
+          <w:lang w:val="en-US"/>
+        </w:rPr>
+        <w:t xml:space="preserve"> Illustrator, Photoshop, Figma.</w:t>
       </w:r>
     </w:p>
     <w:p>
@@ -1165,24 +2111,11 @@
           <w:szCs w:val="18"/>
           <w:lang w:val="en-US"/>
         </w:rPr>
-        <w:t xml:space="preserve">Tools: </w:t>
-      </w:r>
-      <w:r>
-        <w:rPr>
-          <w:rFonts w:ascii="Tahoma" w:eastAsia="Tahoma" w:hAnsi="Tahoma" w:cs="Tahoma"/>
-          <w:b/>
-          <w:i/>
-          <w:iCs/>
-          <w:sz w:val="18"/>
-          <w:szCs w:val="18"/>
-          <w:lang w:val="en-US"/>
-        </w:rPr>
-        <w:t>Advanced:</w:t>
-      </w:r>
-      <w:r>
-        <w:rPr>
-          <w:rFonts w:ascii="Tahoma" w:eastAsia="Tahoma" w:hAnsi="Tahoma" w:cs="Tahoma"/>
-          <w:b/>
+        <w:t>Language:</w:t>
+      </w:r>
+      <w:r>
+        <w:rPr>
+          <w:rFonts w:ascii="Tahoma" w:eastAsia="Tahoma" w:hAnsi="Tahoma" w:cs="Tahoma"/>
           <w:sz w:val="18"/>
           <w:szCs w:val="18"/>
           <w:lang w:val="en-US"/>
@@ -1192,33 +2125,42 @@
       <w:r>
         <w:rPr>
           <w:rFonts w:ascii="Tahoma" w:eastAsia="Tahoma" w:hAnsi="Tahoma" w:cs="Tahoma"/>
-          <w:sz w:val="18"/>
-          <w:szCs w:val="18"/>
-          <w:lang w:val="en-US"/>
-        </w:rPr>
-        <w:t xml:space="preserve">Git, GitHub, Jira, Bitbucket, Confluence, Notion; </w:t>
-      </w:r>
-      <w:r>
-        <w:rPr>
-          <w:rFonts w:ascii="Tahoma" w:eastAsia="Tahoma" w:hAnsi="Tahoma" w:cs="Tahoma"/>
-          <w:b/>
-          <w:bCs/>
-          <w:i/>
-          <w:iCs/>
-          <w:sz w:val="18"/>
-          <w:szCs w:val="18"/>
-          <w:lang w:val="en-US"/>
-        </w:rPr>
-        <w:t>Intermediate:</w:t>
-      </w:r>
-      <w:r>
-        <w:rPr>
-          <w:rFonts w:ascii="Tahoma" w:eastAsia="Tahoma" w:hAnsi="Tahoma" w:cs="Tahoma"/>
-          <w:sz w:val="18"/>
-          <w:szCs w:val="18"/>
-          <w:lang w:val="en-US"/>
-        </w:rPr>
-        <w:t xml:space="preserve"> Illustrator, Photoshop, Figma.</w:t>
+          <w:b/>
+          <w:bCs/>
+          <w:sz w:val="18"/>
+          <w:szCs w:val="18"/>
+          <w:lang w:val="en-US"/>
+        </w:rPr>
+        <w:t>Native</w:t>
+      </w:r>
+      <w:r>
+        <w:rPr>
+          <w:rFonts w:ascii="Tahoma" w:eastAsia="Tahoma" w:hAnsi="Tahoma" w:cs="Tahoma"/>
+          <w:sz w:val="18"/>
+          <w:szCs w:val="18"/>
+          <w:lang w:val="en-US"/>
+        </w:rPr>
+        <w:t xml:space="preserve">: Spanish, </w:t>
+      </w:r>
+      <w:r>
+        <w:rPr>
+          <w:rFonts w:ascii="Tahoma" w:eastAsia="Tahoma" w:hAnsi="Tahoma" w:cs="Tahoma"/>
+          <w:b/>
+          <w:bCs/>
+          <w:sz w:val="18"/>
+          <w:szCs w:val="18"/>
+          <w:lang w:val="en-US"/>
+        </w:rPr>
+        <w:t>Professional</w:t>
+      </w:r>
+      <w:r>
+        <w:rPr>
+          <w:rFonts w:ascii="Tahoma" w:eastAsia="Tahoma" w:hAnsi="Tahoma" w:cs="Tahoma"/>
+          <w:sz w:val="18"/>
+          <w:szCs w:val="18"/>
+          <w:lang w:val="en-US"/>
+        </w:rPr>
+        <w:t>: English.</w:t>
       </w:r>
     </w:p>
     <w:p>
@@ -1231,25 +2173,17 @@
           <w:lang w:val="en-US"/>
         </w:rPr>
       </w:pPr>
-      <w:r>
-        <w:rPr>
-          <w:rFonts w:ascii="Tahoma" w:eastAsia="Tahoma" w:hAnsi="Tahoma" w:cs="Tahoma"/>
-          <w:b/>
-          <w:sz w:val="18"/>
-          <w:szCs w:val="18"/>
-          <w:lang w:val="en-US"/>
-        </w:rPr>
-        <w:t>Language:</w:t>
-      </w:r>
-      <w:r>
-        <w:rPr>
-          <w:rFonts w:ascii="Tahoma" w:eastAsia="Tahoma" w:hAnsi="Tahoma" w:cs="Tahoma"/>
-          <w:sz w:val="18"/>
-          <w:szCs w:val="18"/>
-          <w:lang w:val="en-US"/>
-        </w:rPr>
-        <w:t xml:space="preserve"> Native: Spanish, Intermediate: English.</w:t>
-      </w:r>
+    </w:p>
+    <w:p>
+      <w:pPr>
+        <w:spacing w:line="310" w:lineRule="auto"/>
+        <w:rPr>
+          <w:rFonts w:ascii="Tahoma" w:eastAsia="Tahoma" w:hAnsi="Tahoma" w:cs="Tahoma"/>
+          <w:sz w:val="18"/>
+          <w:szCs w:val="18"/>
+          <w:lang w:val="en-US"/>
+        </w:rPr>
+      </w:pPr>
     </w:p>
     <w:p>
       <w:pPr>
@@ -1314,7 +2248,17 @@
           <w:szCs w:val="18"/>
           <w:lang w:val="es-ES"/>
         </w:rPr>
-        <w:t>System engineering.</w:t>
+        <w:t>System</w:t>
+      </w:r>
+      <w:r>
+        <w:rPr>
+          <w:rFonts w:ascii="Tahoma" w:eastAsia="Tahoma" w:hAnsi="Tahoma" w:cs="Tahoma"/>
+          <w:i/>
+          <w:sz w:val="18"/>
+          <w:szCs w:val="18"/>
+          <w:lang w:val="es-ES"/>
+        </w:rPr>
+        <w:t xml:space="preserve"> engineering.</w:t>
       </w:r>
     </w:p>
     <w:p>
@@ -1347,8 +2291,600 @@
           <w:szCs w:val="18"/>
           <w:lang w:val="en-US"/>
         </w:rPr>
-        <w:t>More than 20 certifications in UDEMY, and continuous learning in platforms like YouTube, Coursera, EDX, Platzi, official documentation, etc.</w:t>
-      </w:r>
+        <w:t>More than 20 certifications in UDEMY,</w:t>
+      </w:r>
+      <w:r>
+        <w:rPr>
+          <w:rFonts w:ascii="Tahoma" w:eastAsia="Tahoma" w:hAnsi="Tahoma" w:cs="Tahoma"/>
+          <w:sz w:val="18"/>
+          <w:szCs w:val="18"/>
+          <w:lang w:val="en-US"/>
+        </w:rPr>
+        <w:t xml:space="preserve"> LinkedIn </w:t>
+      </w:r>
+      <w:r>
+        <w:rPr>
+          <w:rFonts w:ascii="Tahoma" w:eastAsia="Tahoma" w:hAnsi="Tahoma" w:cs="Tahoma"/>
+          <w:sz w:val="18"/>
+          <w:szCs w:val="18"/>
+          <w:lang w:val="en-US"/>
+        </w:rPr>
+        <w:t>and continuous learning in platforms like YouTube, Coursera, EDX, Platzi, official documentation, etc.</w:t>
+      </w:r>
+    </w:p>
+    <w:p>
+      <w:pPr>
+        <w:spacing w:line="310" w:lineRule="auto"/>
+        <w:rPr>
+          <w:rFonts w:ascii="Tahoma" w:eastAsia="Tahoma" w:hAnsi="Tahoma" w:cs="Tahoma"/>
+          <w:b/>
+          <w:sz w:val="18"/>
+          <w:szCs w:val="18"/>
+          <w:lang w:val="en-US"/>
+        </w:rPr>
+      </w:pPr>
+    </w:p>
+    <w:p>
+      <w:pPr>
+        <w:spacing w:line="310" w:lineRule="auto"/>
+        <w:rPr>
+          <w:rFonts w:ascii="Tahoma" w:eastAsia="Tahoma" w:hAnsi="Tahoma" w:cs="Tahoma"/>
+          <w:b/>
+          <w:sz w:val="18"/>
+          <w:szCs w:val="18"/>
+          <w:lang w:val="en-US"/>
+        </w:rPr>
+      </w:pPr>
+    </w:p>
+    <w:p>
+      <w:pPr>
+        <w:spacing w:line="310" w:lineRule="auto"/>
+        <w:rPr>
+          <w:rFonts w:ascii="Tahoma" w:eastAsia="Tahoma" w:hAnsi="Tahoma" w:cs="Tahoma"/>
+          <w:b/>
+          <w:sz w:val="18"/>
+          <w:szCs w:val="18"/>
+          <w:lang w:val="en-US"/>
+        </w:rPr>
+      </w:pPr>
+      <w:r>
+        <w:rPr>
+          <w:rFonts w:ascii="Tahoma" w:eastAsia="Tahoma" w:hAnsi="Tahoma" w:cs="Tahoma"/>
+          <w:b/>
+          <w:sz w:val="18"/>
+          <w:szCs w:val="18"/>
+          <w:lang w:val="en-US"/>
+        </w:rPr>
+        <w:t>PERSONAL PROJECTS</w:t>
+      </w:r>
+    </w:p>
+    <w:p>
+      <w:pPr>
+        <w:spacing w:line="310" w:lineRule="auto"/>
+        <w:rPr>
+          <w:rFonts w:ascii="Tahoma" w:eastAsia="Tahoma" w:hAnsi="Tahoma" w:cs="Tahoma"/>
+          <w:b/>
+          <w:sz w:val="18"/>
+          <w:szCs w:val="18"/>
+          <w:lang w:val="en-US"/>
+        </w:rPr>
+      </w:pPr>
+    </w:p>
+    <w:p>
+      <w:pPr>
+        <w:spacing w:line="310" w:lineRule="auto"/>
+        <w:rPr>
+          <w:rFonts w:ascii="Tahoma" w:eastAsia="Tahoma" w:hAnsi="Tahoma" w:cs="Tahoma"/>
+          <w:b/>
+          <w:sz w:val="18"/>
+          <w:szCs w:val="18"/>
+          <w:lang w:val="en-US"/>
+        </w:rPr>
+      </w:pPr>
+      <w:proofErr w:type="spellStart"/>
+      <w:r>
+        <w:rPr>
+          <w:rFonts w:ascii="Tahoma" w:eastAsia="Tahoma" w:hAnsi="Tahoma" w:cs="Tahoma"/>
+          <w:b/>
+          <w:sz w:val="18"/>
+          <w:szCs w:val="18"/>
+          <w:lang w:val="en-US"/>
+        </w:rPr>
+        <w:t>Talentor</w:t>
+      </w:r>
+      <w:proofErr w:type="spellEnd"/>
+      <w:r>
+        <w:rPr>
+          <w:rFonts w:ascii="Tahoma" w:eastAsia="Tahoma" w:hAnsi="Tahoma" w:cs="Tahoma"/>
+          <w:b/>
+          <w:sz w:val="18"/>
+          <w:szCs w:val="18"/>
+          <w:lang w:val="en-US"/>
+        </w:rPr>
+        <w:t xml:space="preserve"> AI - Resume generator with AI:</w:t>
+      </w:r>
+    </w:p>
+    <w:p>
+      <w:pPr>
+        <w:spacing w:line="310" w:lineRule="auto"/>
+        <w:ind w:firstLine="720"/>
+        <w:rPr>
+          <w:rFonts w:ascii="Tahoma" w:eastAsia="Tahoma" w:hAnsi="Tahoma" w:cs="Tahoma"/>
+          <w:bCs/>
+          <w:sz w:val="18"/>
+          <w:szCs w:val="18"/>
+          <w:lang w:val="en-US"/>
+        </w:rPr>
+      </w:pPr>
+      <w:proofErr w:type="spellStart"/>
+      <w:r>
+        <w:rPr>
+          <w:rFonts w:ascii="Tahoma" w:eastAsia="Tahoma" w:hAnsi="Tahoma" w:cs="Tahoma"/>
+          <w:b/>
+          <w:sz w:val="18"/>
+          <w:szCs w:val="18"/>
+          <w:lang w:val="en-US"/>
+        </w:rPr>
+        <w:t>Talentor</w:t>
+      </w:r>
+      <w:proofErr w:type="spellEnd"/>
+      <w:r>
+        <w:rPr>
+          <w:rFonts w:ascii="Tahoma" w:eastAsia="Tahoma" w:hAnsi="Tahoma" w:cs="Tahoma"/>
+          <w:b/>
+          <w:sz w:val="18"/>
+          <w:szCs w:val="18"/>
+          <w:lang w:val="en-US"/>
+        </w:rPr>
+        <w:t>-</w:t>
+      </w:r>
+      <w:r>
+        <w:rPr>
+          <w:rFonts w:ascii="Tahoma" w:eastAsia="Tahoma" w:hAnsi="Tahoma" w:cs="Tahoma"/>
+          <w:b/>
+          <w:sz w:val="18"/>
+          <w:szCs w:val="18"/>
+          <w:lang w:val="en-US"/>
+        </w:rPr>
+        <w:t>AI</w:t>
+      </w:r>
+      <w:r>
+        <w:rPr>
+          <w:rFonts w:ascii="Tahoma" w:eastAsia="Tahoma" w:hAnsi="Tahoma" w:cs="Tahoma"/>
+          <w:bCs/>
+          <w:sz w:val="18"/>
+          <w:szCs w:val="18"/>
+          <w:lang w:val="en-US"/>
+        </w:rPr>
+        <w:t xml:space="preserve"> is a</w:t>
+      </w:r>
+      <w:r>
+        <w:rPr>
+          <w:rFonts w:ascii="Tahoma" w:eastAsia="Tahoma" w:hAnsi="Tahoma" w:cs="Tahoma"/>
+          <w:bCs/>
+          <w:sz w:val="18"/>
+          <w:szCs w:val="18"/>
+          <w:lang w:val="en-US"/>
+        </w:rPr>
+        <w:t xml:space="preserve"> navigator </w:t>
+      </w:r>
+      <w:r>
+        <w:rPr>
+          <w:rFonts w:ascii="Tahoma" w:eastAsia="Tahoma" w:hAnsi="Tahoma" w:cs="Tahoma"/>
+          <w:bCs/>
+          <w:sz w:val="18"/>
+          <w:szCs w:val="18"/>
+          <w:lang w:val="en-US"/>
+        </w:rPr>
+        <w:t>extension that</w:t>
+      </w:r>
+      <w:r>
+        <w:rPr>
+          <w:rFonts w:ascii="Tahoma" w:eastAsia="Tahoma" w:hAnsi="Tahoma" w:cs="Tahoma"/>
+          <w:bCs/>
+          <w:sz w:val="18"/>
+          <w:szCs w:val="18"/>
+          <w:lang w:val="en-US"/>
+        </w:rPr>
+        <w:t>,</w:t>
+      </w:r>
+      <w:r>
+        <w:rPr>
+          <w:rFonts w:ascii="Tahoma" w:eastAsia="Tahoma" w:hAnsi="Tahoma" w:cs="Tahoma"/>
+          <w:bCs/>
+          <w:sz w:val="18"/>
+          <w:szCs w:val="18"/>
+          <w:lang w:val="en-US"/>
+        </w:rPr>
+        <w:t xml:space="preserve"> based on the keyword of </w:t>
+      </w:r>
+      <w:r>
+        <w:rPr>
+          <w:rFonts w:ascii="Tahoma" w:eastAsia="Tahoma" w:hAnsi="Tahoma" w:cs="Tahoma"/>
+          <w:bCs/>
+          <w:sz w:val="18"/>
+          <w:szCs w:val="18"/>
+          <w:lang w:val="en-US"/>
+        </w:rPr>
+        <w:t>a job post</w:t>
+      </w:r>
+      <w:r>
+        <w:rPr>
+          <w:rFonts w:ascii="Tahoma" w:eastAsia="Tahoma" w:hAnsi="Tahoma" w:cs="Tahoma"/>
+          <w:bCs/>
+          <w:sz w:val="18"/>
+          <w:szCs w:val="18"/>
+          <w:lang w:val="en-US"/>
+        </w:rPr>
+        <w:t xml:space="preserve"> you are applying </w:t>
+      </w:r>
+      <w:r>
+        <w:rPr>
+          <w:rFonts w:ascii="Tahoma" w:eastAsia="Tahoma" w:hAnsi="Tahoma" w:cs="Tahoma"/>
+          <w:bCs/>
+          <w:sz w:val="18"/>
+          <w:szCs w:val="18"/>
+          <w:lang w:val="en-US"/>
+        </w:rPr>
+        <w:t>to</w:t>
+      </w:r>
+      <w:r>
+        <w:rPr>
+          <w:rFonts w:ascii="Tahoma" w:eastAsia="Tahoma" w:hAnsi="Tahoma" w:cs="Tahoma"/>
+          <w:bCs/>
+          <w:sz w:val="18"/>
+          <w:szCs w:val="18"/>
+          <w:lang w:val="en-US"/>
+        </w:rPr>
+        <w:t xml:space="preserve"> and the skills</w:t>
+      </w:r>
+      <w:r>
+        <w:rPr>
+          <w:rFonts w:ascii="Tahoma" w:eastAsia="Tahoma" w:hAnsi="Tahoma" w:cs="Tahoma"/>
+          <w:bCs/>
+          <w:sz w:val="18"/>
+          <w:szCs w:val="18"/>
+          <w:lang w:val="en-US"/>
+        </w:rPr>
+        <w:t>,</w:t>
+      </w:r>
+      <w:r>
+        <w:rPr>
+          <w:rFonts w:ascii="Tahoma" w:eastAsia="Tahoma" w:hAnsi="Tahoma" w:cs="Tahoma"/>
+          <w:bCs/>
+          <w:sz w:val="18"/>
+          <w:szCs w:val="18"/>
+          <w:lang w:val="en-US"/>
+        </w:rPr>
+        <w:t xml:space="preserve"> </w:t>
+      </w:r>
+      <w:r>
+        <w:rPr>
+          <w:rFonts w:ascii="Tahoma" w:eastAsia="Tahoma" w:hAnsi="Tahoma" w:cs="Tahoma"/>
+          <w:bCs/>
+          <w:sz w:val="18"/>
+          <w:szCs w:val="18"/>
+          <w:lang w:val="en-US"/>
+        </w:rPr>
+        <w:t xml:space="preserve">it </w:t>
+      </w:r>
+      <w:r>
+        <w:rPr>
+          <w:rFonts w:ascii="Tahoma" w:eastAsia="Tahoma" w:hAnsi="Tahoma" w:cs="Tahoma"/>
+          <w:bCs/>
+          <w:sz w:val="18"/>
+          <w:szCs w:val="18"/>
+          <w:lang w:val="en-US"/>
+        </w:rPr>
+        <w:t xml:space="preserve">generates </w:t>
+      </w:r>
+      <w:r>
+        <w:rPr>
+          <w:rFonts w:ascii="Tahoma" w:eastAsia="Tahoma" w:hAnsi="Tahoma" w:cs="Tahoma"/>
+          <w:bCs/>
+          <w:sz w:val="18"/>
+          <w:szCs w:val="18"/>
+          <w:lang w:val="en-US"/>
+        </w:rPr>
+        <w:t xml:space="preserve">a </w:t>
+      </w:r>
+      <w:r>
+        <w:rPr>
+          <w:rFonts w:ascii="Tahoma" w:eastAsia="Tahoma" w:hAnsi="Tahoma" w:cs="Tahoma"/>
+          <w:bCs/>
+          <w:sz w:val="18"/>
+          <w:szCs w:val="18"/>
+          <w:lang w:val="en-US"/>
+        </w:rPr>
+        <w:t xml:space="preserve">custom resume for </w:t>
+      </w:r>
+      <w:r>
+        <w:rPr>
+          <w:rFonts w:ascii="Tahoma" w:eastAsia="Tahoma" w:hAnsi="Tahoma" w:cs="Tahoma"/>
+          <w:bCs/>
+          <w:sz w:val="18"/>
+          <w:szCs w:val="18"/>
+          <w:lang w:val="en-US"/>
+        </w:rPr>
+        <w:t>each job post</w:t>
+      </w:r>
+      <w:r>
+        <w:rPr>
+          <w:rFonts w:ascii="Tahoma" w:eastAsia="Tahoma" w:hAnsi="Tahoma" w:cs="Tahoma"/>
+          <w:bCs/>
+          <w:sz w:val="18"/>
+          <w:szCs w:val="18"/>
+          <w:lang w:val="en-US"/>
+        </w:rPr>
+        <w:t xml:space="preserve">. It uses AI to generate a custom resume that is tailored to </w:t>
+      </w:r>
+      <w:r>
+        <w:rPr>
+          <w:rFonts w:ascii="Tahoma" w:eastAsia="Tahoma" w:hAnsi="Tahoma" w:cs="Tahoma"/>
+          <w:bCs/>
+          <w:sz w:val="18"/>
+          <w:szCs w:val="18"/>
+          <w:lang w:val="en-US"/>
+        </w:rPr>
+        <w:t>the</w:t>
+      </w:r>
+      <w:r>
+        <w:rPr>
+          <w:rFonts w:ascii="Tahoma" w:eastAsia="Tahoma" w:hAnsi="Tahoma" w:cs="Tahoma"/>
+          <w:bCs/>
+          <w:sz w:val="18"/>
+          <w:szCs w:val="18"/>
+          <w:lang w:val="en-US"/>
+        </w:rPr>
+        <w:t xml:space="preserve"> specific needs.</w:t>
+      </w:r>
+    </w:p>
+    <w:p>
+      <w:pPr>
+        <w:spacing w:line="310" w:lineRule="auto"/>
+        <w:rPr>
+          <w:rFonts w:ascii="Tahoma" w:eastAsia="Tahoma" w:hAnsi="Tahoma" w:cs="Tahoma"/>
+          <w:bCs/>
+          <w:sz w:val="18"/>
+          <w:szCs w:val="18"/>
+          <w:lang w:val="en-US"/>
+        </w:rPr>
+      </w:pPr>
+      <w:r>
+        <w:rPr>
+          <w:rFonts w:ascii="Tahoma" w:eastAsia="Tahoma" w:hAnsi="Tahoma" w:cs="Tahoma"/>
+          <w:b/>
+          <w:sz w:val="18"/>
+          <w:szCs w:val="18"/>
+          <w:lang w:val="en-US"/>
+        </w:rPr>
+        <w:t xml:space="preserve">Stack: </w:t>
+      </w:r>
+      <w:r>
+        <w:rPr>
+          <w:rFonts w:ascii="Tahoma" w:eastAsia="Tahoma" w:hAnsi="Tahoma" w:cs="Tahoma"/>
+          <w:bCs/>
+          <w:sz w:val="18"/>
+          <w:szCs w:val="18"/>
+          <w:lang w:val="en-US"/>
+        </w:rPr>
+        <w:t>React.js with Tailwind and TypeScript at the front-end and PostgreSQL with Spring boot (Java) at the back-end</w:t>
+      </w:r>
+    </w:p>
+    <w:p>
+      <w:pPr>
+        <w:spacing w:line="310" w:lineRule="auto"/>
+        <w:rPr>
+          <w:rFonts w:ascii="Tahoma" w:eastAsia="Tahoma" w:hAnsi="Tahoma" w:cs="Tahoma"/>
+          <w:bCs/>
+          <w:sz w:val="18"/>
+          <w:szCs w:val="18"/>
+          <w:lang w:val="en-US"/>
+        </w:rPr>
+      </w:pPr>
+    </w:p>
+    <w:p>
+      <w:pPr>
+        <w:spacing w:line="310" w:lineRule="auto"/>
+        <w:rPr>
+          <w:rFonts w:ascii="Tahoma" w:eastAsia="Tahoma" w:hAnsi="Tahoma" w:cs="Tahoma"/>
+          <w:b/>
+          <w:sz w:val="18"/>
+          <w:szCs w:val="18"/>
+          <w:lang w:val="en-US"/>
+        </w:rPr>
+      </w:pPr>
+      <w:r>
+        <w:rPr>
+          <w:rFonts w:ascii="Tahoma" w:eastAsia="Tahoma" w:hAnsi="Tahoma" w:cs="Tahoma"/>
+          <w:b/>
+          <w:sz w:val="18"/>
+          <w:szCs w:val="18"/>
+          <w:lang w:val="en-US"/>
+        </w:rPr>
+        <w:t>Geographic Information System (GIS):</w:t>
+      </w:r>
+    </w:p>
+    <w:p>
+      <w:pPr>
+        <w:spacing w:line="310" w:lineRule="auto"/>
+        <w:ind w:firstLine="720"/>
+        <w:rPr>
+          <w:rFonts w:ascii="Tahoma" w:eastAsia="Tahoma" w:hAnsi="Tahoma" w:cs="Tahoma"/>
+          <w:bCs/>
+          <w:sz w:val="18"/>
+          <w:szCs w:val="18"/>
+          <w:lang w:val="en-US"/>
+        </w:rPr>
+      </w:pPr>
+      <w:r>
+        <w:rPr>
+          <w:rFonts w:ascii="Tahoma" w:eastAsia="Tahoma" w:hAnsi="Tahoma" w:cs="Tahoma"/>
+          <w:b/>
+          <w:sz w:val="18"/>
+          <w:szCs w:val="18"/>
+          <w:lang w:val="en-US"/>
+        </w:rPr>
+        <w:t>GIS</w:t>
+      </w:r>
+      <w:r>
+        <w:rPr>
+          <w:rFonts w:ascii="Tahoma" w:eastAsia="Tahoma" w:hAnsi="Tahoma" w:cs="Tahoma"/>
+          <w:bCs/>
+          <w:sz w:val="18"/>
+          <w:szCs w:val="18"/>
+          <w:lang w:val="en-US"/>
+        </w:rPr>
+        <w:t xml:space="preserve"> is a Full-Stack software that allows user to visualize, analyze, draw and edit geographical data. It is used to create maps, charts, and other visual representations of spatial data.</w:t>
+      </w:r>
+    </w:p>
+    <w:p>
+      <w:pPr>
+        <w:spacing w:line="310" w:lineRule="auto"/>
+        <w:rPr>
+          <w:rFonts w:ascii="Tahoma" w:eastAsia="Tahoma" w:hAnsi="Tahoma" w:cs="Tahoma"/>
+          <w:bCs/>
+          <w:sz w:val="18"/>
+          <w:szCs w:val="18"/>
+          <w:lang w:val="en-US"/>
+        </w:rPr>
+      </w:pPr>
+      <w:r>
+        <w:rPr>
+          <w:rFonts w:ascii="Tahoma" w:eastAsia="Tahoma" w:hAnsi="Tahoma" w:cs="Tahoma"/>
+          <w:b/>
+          <w:sz w:val="18"/>
+          <w:szCs w:val="18"/>
+          <w:lang w:val="en-US"/>
+        </w:rPr>
+        <w:t>Stack:</w:t>
+      </w:r>
+      <w:r>
+        <w:rPr>
+          <w:rFonts w:ascii="Tahoma" w:eastAsia="Tahoma" w:hAnsi="Tahoma" w:cs="Tahoma"/>
+          <w:bCs/>
+          <w:sz w:val="18"/>
+          <w:szCs w:val="18"/>
+          <w:lang w:val="en-US"/>
+        </w:rPr>
+        <w:t xml:space="preserve"> React.js with Tailwind and Typescript at the front-end</w:t>
+      </w:r>
+    </w:p>
+    <w:p>
+      <w:pPr>
+        <w:spacing w:line="310" w:lineRule="auto"/>
+        <w:rPr>
+          <w:rFonts w:ascii="Tahoma" w:eastAsia="Tahoma" w:hAnsi="Tahoma" w:cs="Tahoma"/>
+          <w:bCs/>
+          <w:sz w:val="18"/>
+          <w:szCs w:val="18"/>
+          <w:lang w:val="en-US"/>
+        </w:rPr>
+      </w:pPr>
+    </w:p>
+    <w:p>
+      <w:pPr>
+        <w:spacing w:line="310" w:lineRule="auto"/>
+        <w:rPr>
+          <w:rFonts w:ascii="Tahoma" w:eastAsia="Tahoma" w:hAnsi="Tahoma" w:cs="Tahoma"/>
+          <w:b/>
+          <w:sz w:val="18"/>
+          <w:szCs w:val="18"/>
+          <w:lang w:val="en-US"/>
+        </w:rPr>
+      </w:pPr>
+      <w:r>
+        <w:rPr>
+          <w:rFonts w:ascii="Tahoma" w:eastAsia="Tahoma" w:hAnsi="Tahoma" w:cs="Tahoma"/>
+          <w:b/>
+          <w:sz w:val="18"/>
+          <w:szCs w:val="18"/>
+          <w:lang w:val="en-US"/>
+        </w:rPr>
+        <w:t>Google Form filling bot:</w:t>
+      </w:r>
+    </w:p>
+    <w:p>
+      <w:pPr>
+        <w:spacing w:line="310" w:lineRule="auto"/>
+        <w:ind w:firstLine="720"/>
+        <w:rPr>
+          <w:rFonts w:ascii="Tahoma" w:eastAsia="Tahoma" w:hAnsi="Tahoma" w:cs="Tahoma"/>
+          <w:bCs/>
+          <w:sz w:val="18"/>
+          <w:szCs w:val="18"/>
+          <w:lang w:val="en-US"/>
+        </w:rPr>
+      </w:pPr>
+      <w:r>
+        <w:rPr>
+          <w:rFonts w:ascii="Tahoma" w:eastAsia="Tahoma" w:hAnsi="Tahoma" w:cs="Tahoma"/>
+          <w:bCs/>
+          <w:sz w:val="18"/>
+          <w:szCs w:val="18"/>
+          <w:lang w:val="en-US"/>
+        </w:rPr>
+        <w:t xml:space="preserve">A bot that automatically fills out Google Forms based on a set of predefined </w:t>
+      </w:r>
+      <w:r>
+        <w:rPr>
+          <w:rFonts w:ascii="Tahoma" w:eastAsia="Tahoma" w:hAnsi="Tahoma" w:cs="Tahoma"/>
+          <w:bCs/>
+          <w:sz w:val="18"/>
+          <w:szCs w:val="18"/>
+          <w:lang w:val="en-US"/>
+        </w:rPr>
+        <w:t>parameters</w:t>
+      </w:r>
+      <w:r>
+        <w:rPr>
+          <w:rFonts w:ascii="Tahoma" w:eastAsia="Tahoma" w:hAnsi="Tahoma" w:cs="Tahoma"/>
+          <w:bCs/>
+          <w:sz w:val="18"/>
+          <w:szCs w:val="18"/>
+          <w:lang w:val="en-US"/>
+        </w:rPr>
+        <w:t>. It uses custom random data to fill out the form in a massive scale.</w:t>
+      </w:r>
+    </w:p>
+    <w:p>
+      <w:pPr>
+        <w:spacing w:line="310" w:lineRule="auto"/>
+        <w:rPr>
+          <w:rFonts w:ascii="Tahoma" w:eastAsia="Tahoma" w:hAnsi="Tahoma" w:cs="Tahoma"/>
+          <w:bCs/>
+          <w:sz w:val="18"/>
+          <w:szCs w:val="18"/>
+          <w:lang w:val="en-US"/>
+        </w:rPr>
+      </w:pPr>
+      <w:r>
+        <w:rPr>
+          <w:rFonts w:ascii="Tahoma" w:eastAsia="Tahoma" w:hAnsi="Tahoma" w:cs="Tahoma"/>
+          <w:b/>
+          <w:sz w:val="18"/>
+          <w:szCs w:val="18"/>
+          <w:lang w:val="en-US"/>
+        </w:rPr>
+        <w:t>Stack:</w:t>
+      </w:r>
+      <w:r>
+        <w:rPr>
+          <w:rFonts w:ascii="Tahoma" w:eastAsia="Tahoma" w:hAnsi="Tahoma" w:cs="Tahoma"/>
+          <w:bCs/>
+          <w:sz w:val="18"/>
+          <w:szCs w:val="18"/>
+          <w:lang w:val="en-US"/>
+        </w:rPr>
+        <w:t xml:space="preserve"> Just JavaScript with Typescript with Node.js</w:t>
+      </w:r>
+    </w:p>
+    <w:p>
+      <w:pPr>
+        <w:rPr>
+          <w:lang w:val="en-US"/>
+        </w:rPr>
+      </w:pPr>
     </w:p>
     <w:sectPr>
       <w:type w:val="continuous"/>
@@ -1361,7 +2897,7 @@
 </file>
 
 <file path=word/endnotes.xml><?xml version="1.0" encoding="utf-8"?>
-<w:endnotes xmlns:wpc="http://schemas.microsoft.com/office/word/2010/wordprocessingCanvas" xmlns:cx="http://schemas.microsoft.com/office/drawing/2014/chartex" xmlns:cx1="http://schemas.microsoft.com/office/drawing/2015/9/8/chartex" xmlns:cx2="http://schemas.microsoft.com/office/drawing/2015/10/21/chartex" xmlns:cx3="http://schemas.microsoft.com/office/drawing/2016/5/9/chartex" xmlns:cx4="http://schemas.microsoft.com/office/drawing/2016/5/10/chartex" xmlns:cx5="http://schemas.microsoft.com/office/drawing/2016/5/11/chartex" xmlns:cx6="http://schemas.microsoft.com/office/drawing/2016/5/12/chartex" xmlns:cx7="http://schemas.microsoft.com/office/drawing/2016/5/13/chartex" xmlns:cx8="http://schemas.microsoft.com/office/drawing/2016/5/14/chartex" xmlns:mc="http://schemas.openxmlformats.org/markup-compatibility/2006" xmlns:aink="http://schemas.microsoft.com/office/drawing/2016/ink" xmlns:am3d="http://schemas.microsoft.com/office/drawing/2017/model3d" xmlns:o="urn:schemas-microsoft-com:office:office" xmlns:oel="http://schemas.microsoft.com/office/2019/extlst" xmlns:r="http://schemas.openxmlformats.org/officeDocument/2006/relationships" xmlns:m="http://schemas.openxmlformats.org/officeDocument/2006/math" xmlns:v="urn:schemas-microsoft-com:vml" xmlns:wp14="http://schemas.microsoft.com/office/word/2010/wordprocessingDrawing" xmlns:wp="http://schemas.openxmlformats.org/drawingml/2006/wordprocessingDrawing" xmlns:w10="urn:schemas-microsoft-com:office:word" xmlns:w="http://schemas.openxmlformats.org/wordprocessingml/2006/main" xmlns:w14="http://schemas.microsoft.com/office/word/2010/wordml" xmlns:w15="http://schemas.microsoft.com/office/word/2012/wordml" xmlns:w16cex="http://schemas.microsoft.com/office/word/2018/wordml/cex" xmlns:w16cid="http://schemas.microsoft.com/office/word/2016/wordml/cid" xmlns:w16="http://schemas.microsoft.com/office/word/2018/wordml" xmlns:w16du="http://schemas.microsoft.com/office/word/2023/wordml/word16du" xmlns:w16sdtdh="http://schemas.microsoft.com/office/word/2020/wordml/sdtdatahash" xmlns:w16se="http://schemas.microsoft.com/office/word/2015/wordml/symex" xmlns:wpg="http://schemas.microsoft.com/office/word/2010/wordprocessingGroup" xmlns:wpi="http://schemas.microsoft.com/office/word/2010/wordprocessingInk" xmlns:wne="http://schemas.microsoft.com/office/word/2006/wordml" xmlns:wps="http://schemas.microsoft.com/office/word/2010/wordprocessingShape" mc:Ignorable="w14 w15 w16se w16cid w16 w16cex w16sdtdh w16du wp14">
+<w:endnotes xmlns:wpc="http://schemas.microsoft.com/office/word/2010/wordprocessingCanvas" xmlns:cx="http://schemas.microsoft.com/office/drawing/2014/chartex" xmlns:cx1="http://schemas.microsoft.com/office/drawing/2015/9/8/chartex" xmlns:cx2="http://schemas.microsoft.com/office/drawing/2015/10/21/chartex" xmlns:cx3="http://schemas.microsoft.com/office/drawing/2016/5/9/chartex" xmlns:cx4="http://schemas.microsoft.com/office/drawing/2016/5/10/chartex" xmlns:cx5="http://schemas.microsoft.com/office/drawing/2016/5/11/chartex" xmlns:cx6="http://schemas.microsoft.com/office/drawing/2016/5/12/chartex" xmlns:cx7="http://schemas.microsoft.com/office/drawing/2016/5/13/chartex" xmlns:cx8="http://schemas.microsoft.com/office/drawing/2016/5/14/chartex" xmlns:mc="http://schemas.openxmlformats.org/markup-compatibility/2006" xmlns:aink="http://schemas.microsoft.com/office/drawing/2016/ink" xmlns:am3d="http://schemas.microsoft.com/office/drawing/2017/model3d" xmlns:o="urn:schemas-microsoft-com:office:office" xmlns:oel="http://schemas.microsoft.com/office/2019/extlst" xmlns:r="http://schemas.openxmlformats.org/officeDocument/2006/relationships" xmlns:m="http://schemas.openxmlformats.org/officeDocument/2006/math" xmlns:v="urn:schemas-microsoft-com:vml" xmlns:wp14="http://schemas.microsoft.com/office/word/2010/wordprocessingDrawing" xmlns:wp="http://schemas.openxmlformats.org/drawingml/2006/wordprocessingDrawing" xmlns:w10="urn:schemas-microsoft-com:office:word" xmlns:w="http://schemas.openxmlformats.org/wordprocessingml/2006/main" xmlns:w14="http://schemas.microsoft.com/office/word/2010/wordml" xmlns:w15="http://schemas.microsoft.com/office/word/2012/wordml" xmlns:w16cex="http://schemas.microsoft.com/office/word/2018/wordml/cex" xmlns:w16cid="http://schemas.microsoft.com/office/word/2016/wordml/cid" xmlns:w16="http://schemas.microsoft.com/office/word/2018/wordml" xmlns:w16du="http://schemas.microsoft.com/office/word/2023/wordml/word16du" xmlns:w16sdtdh="http://schemas.microsoft.com/office/word/2020/wordml/sdtdatahash" xmlns:w16sdtfl="http://schemas.microsoft.com/office/word/2024/wordml/sdtformatlock" xmlns:w16se="http://schemas.microsoft.com/office/word/2015/wordml/symex" xmlns:wpg="http://schemas.microsoft.com/office/word/2010/wordprocessingGroup" xmlns:wpi="http://schemas.microsoft.com/office/word/2010/wordprocessingInk" xmlns:wne="http://schemas.microsoft.com/office/word/2006/wordml" xmlns:wps="http://schemas.microsoft.com/office/word/2010/wordprocessingShape" mc:Ignorable="w14 w15 w16se w16cid w16 w16cex w16sdtdh w16sdtfl w16du wp14">
   <w:endnote w:type="separator" w:id="-1">
     <w:p>
       <w:pPr>
@@ -1386,7 +2922,7 @@
 </file>
 
 <file path=word/footnotes.xml><?xml version="1.0" encoding="utf-8"?>
-<w:footnotes xmlns:wpc="http://schemas.microsoft.com/office/word/2010/wordprocessingCanvas" xmlns:cx="http://schemas.microsoft.com/office/drawing/2014/chartex" xmlns:cx1="http://schemas.microsoft.com/office/drawing/2015/9/8/chartex" xmlns:cx2="http://schemas.microsoft.com/office/drawing/2015/10/21/chartex" xmlns:cx3="http://schemas.microsoft.com/office/drawing/2016/5/9/chartex" xmlns:cx4="http://schemas.microsoft.com/office/drawing/2016/5/10/chartex" xmlns:cx5="http://schemas.microsoft.com/office/drawing/2016/5/11/chartex" xmlns:cx6="http://schemas.microsoft.com/office/drawing/2016/5/12/chartex" xmlns:cx7="http://schemas.microsoft.com/office/drawing/2016/5/13/chartex" xmlns:cx8="http://schemas.microsoft.com/office/drawing/2016/5/14/chartex" xmlns:mc="http://schemas.openxmlformats.org/markup-compatibility/2006" xmlns:aink="http://schemas.microsoft.com/office/drawing/2016/ink" xmlns:am3d="http://schemas.microsoft.com/office/drawing/2017/model3d" xmlns:o="urn:schemas-microsoft-com:office:office" xmlns:oel="http://schemas.microsoft.com/office/2019/extlst" xmlns:r="http://schemas.openxmlformats.org/officeDocument/2006/relationships" xmlns:m="http://schemas.openxmlformats.org/officeDocument/2006/math" xmlns:v="urn:schemas-microsoft-com:vml" xmlns:wp14="http://schemas.microsoft.com/office/word/2010/wordprocessingDrawing" xmlns:wp="http://schemas.openxmlformats.org/drawingml/2006/wordprocessingDrawing" xmlns:w10="urn:schemas-microsoft-com:office:word" xmlns:w="http://schemas.openxmlformats.org/wordprocessingml/2006/main" xmlns:w14="http://schemas.microsoft.com/office/word/2010/wordml" xmlns:w15="http://schemas.microsoft.com/office/word/2012/wordml" xmlns:w16cex="http://schemas.microsoft.com/office/word/2018/wordml/cex" xmlns:w16cid="http://schemas.microsoft.com/office/word/2016/wordml/cid" xmlns:w16="http://schemas.microsoft.com/office/word/2018/wordml" xmlns:w16du="http://schemas.microsoft.com/office/word/2023/wordml/word16du" xmlns:w16sdtdh="http://schemas.microsoft.com/office/word/2020/wordml/sdtdatahash" xmlns:w16se="http://schemas.microsoft.com/office/word/2015/wordml/symex" xmlns:wpg="http://schemas.microsoft.com/office/word/2010/wordprocessingGroup" xmlns:wpi="http://schemas.microsoft.com/office/word/2010/wordprocessingInk" xmlns:wne="http://schemas.microsoft.com/office/word/2006/wordml" xmlns:wps="http://schemas.microsoft.com/office/word/2010/wordprocessingShape" mc:Ignorable="w14 w15 w16se w16cid w16 w16cex w16sdtdh w16du wp14">
+<w:footnotes xmlns:wpc="http://schemas.microsoft.com/office/word/2010/wordprocessingCanvas" xmlns:cx="http://schemas.microsoft.com/office/drawing/2014/chartex" xmlns:cx1="http://schemas.microsoft.com/office/drawing/2015/9/8/chartex" xmlns:cx2="http://schemas.microsoft.com/office/drawing/2015/10/21/chartex" xmlns:cx3="http://schemas.microsoft.com/office/drawing/2016/5/9/chartex" xmlns:cx4="http://schemas.microsoft.com/office/drawing/2016/5/10/chartex" xmlns:cx5="http://schemas.microsoft.com/office/drawing/2016/5/11/chartex" xmlns:cx6="http://schemas.microsoft.com/office/drawing/2016/5/12/chartex" xmlns:cx7="http://schemas.microsoft.com/office/drawing/2016/5/13/chartex" xmlns:cx8="http://schemas.microsoft.com/office/drawing/2016/5/14/chartex" xmlns:mc="http://schemas.openxmlformats.org/markup-compatibility/2006" xmlns:aink="http://schemas.microsoft.com/office/drawing/2016/ink" xmlns:am3d="http://schemas.microsoft.com/office/drawing/2017/model3d" xmlns:o="urn:schemas-microsoft-com:office:office" xmlns:oel="http://schemas.microsoft.com/office/2019/extlst" xmlns:r="http://schemas.openxmlformats.org/officeDocument/2006/relationships" xmlns:m="http://schemas.openxmlformats.org/officeDocument/2006/math" xmlns:v="urn:schemas-microsoft-com:vml" xmlns:wp14="http://schemas.microsoft.com/office/word/2010/wordprocessingDrawing" xmlns:wp="http://schemas.openxmlformats.org/drawingml/2006/wordprocessingDrawing" xmlns:w10="urn:schemas-microsoft-com:office:word" xmlns:w="http://schemas.openxmlformats.org/wordprocessingml/2006/main" xmlns:w14="http://schemas.microsoft.com/office/word/2010/wordml" xmlns:w15="http://schemas.microsoft.com/office/word/2012/wordml" xmlns:w16cex="http://schemas.microsoft.com/office/word/2018/wordml/cex" xmlns:w16cid="http://schemas.microsoft.com/office/word/2016/wordml/cid" xmlns:w16="http://schemas.microsoft.com/office/word/2018/wordml" xmlns:w16du="http://schemas.microsoft.com/office/word/2023/wordml/word16du" xmlns:w16sdtdh="http://schemas.microsoft.com/office/word/2020/wordml/sdtdatahash" xmlns:w16sdtfl="http://schemas.microsoft.com/office/word/2024/wordml/sdtformatlock" xmlns:w16se="http://schemas.microsoft.com/office/word/2015/wordml/symex" xmlns:wpg="http://schemas.microsoft.com/office/word/2010/wordprocessingGroup" xmlns:wpi="http://schemas.microsoft.com/office/word/2010/wordprocessingInk" xmlns:wne="http://schemas.microsoft.com/office/word/2006/wordml" xmlns:wps="http://schemas.microsoft.com/office/word/2010/wordprocessingShape" mc:Ignorable="w14 w15 w16se w16cid w16 w16cex w16sdtdh w16sdtfl w16du wp14">
   <w:footnote w:type="separator" w:id="-1">
     <w:p>
       <w:pPr>
@@ -1411,13 +2947,13 @@
 </file>
 
 <file path=word/header1.xml><?xml version="1.0" encoding="utf-8"?>
-<w:hdr xmlns:wpc="http://schemas.microsoft.com/office/word/2010/wordprocessingCanvas" xmlns:cx="http://schemas.microsoft.com/office/drawing/2014/chartex" xmlns:cx1="http://schemas.microsoft.com/office/drawing/2015/9/8/chartex" xmlns:cx2="http://schemas.microsoft.com/office/drawing/2015/10/21/chartex" xmlns:cx3="http://schemas.microsoft.com/office/drawing/2016/5/9/chartex" xmlns:cx4="http://schemas.microsoft.com/office/drawing/2016/5/10/chartex" xmlns:cx5="http://schemas.microsoft.com/office/drawing/2016/5/11/chartex" xmlns:cx6="http://schemas.microsoft.com/office/drawing/2016/5/12/chartex" xmlns:cx7="http://schemas.microsoft.com/office/drawing/2016/5/13/chartex" xmlns:cx8="http://schemas.microsoft.com/office/drawing/2016/5/14/chartex" xmlns:mc="http://schemas.openxmlformats.org/markup-compatibility/2006" xmlns:aink="http://schemas.microsoft.com/office/drawing/2016/ink" xmlns:am3d="http://schemas.microsoft.com/office/drawing/2017/model3d" xmlns:o="urn:schemas-microsoft-com:office:office" xmlns:oel="http://schemas.microsoft.com/office/2019/extlst" xmlns:r="http://schemas.openxmlformats.org/officeDocument/2006/relationships" xmlns:m="http://schemas.openxmlformats.org/officeDocument/2006/math" xmlns:v="urn:schemas-microsoft-com:vml" xmlns:wp14="http://schemas.microsoft.com/office/word/2010/wordprocessingDrawing" xmlns:wp="http://schemas.openxmlformats.org/drawingml/2006/wordprocessingDrawing" xmlns:w10="urn:schemas-microsoft-com:office:word" xmlns:w="http://schemas.openxmlformats.org/wordprocessingml/2006/main" xmlns:w14="http://schemas.microsoft.com/office/word/2010/wordml" xmlns:w15="http://schemas.microsoft.com/office/word/2012/wordml" xmlns:w16cex="http://schemas.microsoft.com/office/word/2018/wordml/cex" xmlns:w16cid="http://schemas.microsoft.com/office/word/2016/wordml/cid" xmlns:w16="http://schemas.microsoft.com/office/word/2018/wordml" xmlns:w16du="http://schemas.microsoft.com/office/word/2023/wordml/word16du" xmlns:w16sdtdh="http://schemas.microsoft.com/office/word/2020/wordml/sdtdatahash" xmlns:w16se="http://schemas.microsoft.com/office/word/2015/wordml/symex" xmlns:wpg="http://schemas.microsoft.com/office/word/2010/wordprocessingGroup" xmlns:wpi="http://schemas.microsoft.com/office/word/2010/wordprocessingInk" xmlns:wne="http://schemas.microsoft.com/office/word/2006/wordml" xmlns:wps="http://schemas.microsoft.com/office/word/2010/wordprocessingShape" mc:Ignorable="w14 w15 w16se w16cid w16 w16cex w16sdtdh w16du wp14">
+<w:hdr xmlns:wpc="http://schemas.microsoft.com/office/word/2010/wordprocessingCanvas" xmlns:cx="http://schemas.microsoft.com/office/drawing/2014/chartex" xmlns:cx1="http://schemas.microsoft.com/office/drawing/2015/9/8/chartex" xmlns:cx2="http://schemas.microsoft.com/office/drawing/2015/10/21/chartex" xmlns:cx3="http://schemas.microsoft.com/office/drawing/2016/5/9/chartex" xmlns:cx4="http://schemas.microsoft.com/office/drawing/2016/5/10/chartex" xmlns:cx5="http://schemas.microsoft.com/office/drawing/2016/5/11/chartex" xmlns:cx6="http://schemas.microsoft.com/office/drawing/2016/5/12/chartex" xmlns:cx7="http://schemas.microsoft.com/office/drawing/2016/5/13/chartex" xmlns:cx8="http://schemas.microsoft.com/office/drawing/2016/5/14/chartex" xmlns:mc="http://schemas.openxmlformats.org/markup-compatibility/2006" xmlns:aink="http://schemas.microsoft.com/office/drawing/2016/ink" xmlns:am3d="http://schemas.microsoft.com/office/drawing/2017/model3d" xmlns:o="urn:schemas-microsoft-com:office:office" xmlns:oel="http://schemas.microsoft.com/office/2019/extlst" xmlns:r="http://schemas.openxmlformats.org/officeDocument/2006/relationships" xmlns:m="http://schemas.openxmlformats.org/officeDocument/2006/math" xmlns:v="urn:schemas-microsoft-com:vml" xmlns:wp14="http://schemas.microsoft.com/office/word/2010/wordprocessingDrawing" xmlns:wp="http://schemas.openxmlformats.org/drawingml/2006/wordprocessingDrawing" xmlns:w10="urn:schemas-microsoft-com:office:word" xmlns:w="http://schemas.openxmlformats.org/wordprocessingml/2006/main" xmlns:w14="http://schemas.microsoft.com/office/word/2010/wordml" xmlns:w15="http://schemas.microsoft.com/office/word/2012/wordml" xmlns:w16cex="http://schemas.microsoft.com/office/word/2018/wordml/cex" xmlns:w16cid="http://schemas.microsoft.com/office/word/2016/wordml/cid" xmlns:w16="http://schemas.microsoft.com/office/word/2018/wordml" xmlns:w16du="http://schemas.microsoft.com/office/word/2023/wordml/word16du" xmlns:w16sdtdh="http://schemas.microsoft.com/office/word/2020/wordml/sdtdatahash" xmlns:w16sdtfl="http://schemas.microsoft.com/office/word/2024/wordml/sdtformatlock" xmlns:w16se="http://schemas.microsoft.com/office/word/2015/wordml/symex" xmlns:wpg="http://schemas.microsoft.com/office/word/2010/wordprocessingGroup" xmlns:wpi="http://schemas.microsoft.com/office/word/2010/wordprocessingInk" xmlns:wne="http://schemas.microsoft.com/office/word/2006/wordml" xmlns:wps="http://schemas.microsoft.com/office/word/2010/wordprocessingShape" mc:Ignorable="w14 w15 w16se w16cid w16 w16cex w16sdtdh w16sdtfl w16du wp14">
   <w:p/>
 </w:hdr>
 </file>
 
 <file path=word/numbering.xml><?xml version="1.0" encoding="utf-8"?>
-<w:numbering xmlns:wpc="http://schemas.microsoft.com/office/word/2010/wordprocessingCanvas" xmlns:cx="http://schemas.microsoft.com/office/drawing/2014/chartex" xmlns:cx1="http://schemas.microsoft.com/office/drawing/2015/9/8/chartex" xmlns:cx2="http://schemas.microsoft.com/office/drawing/2015/10/21/chartex" xmlns:cx3="http://schemas.microsoft.com/office/drawing/2016/5/9/chartex" xmlns:cx4="http://schemas.microsoft.com/office/drawing/2016/5/10/chartex" xmlns:cx5="http://schemas.microsoft.com/office/drawing/2016/5/11/chartex" xmlns:cx6="http://schemas.microsoft.com/office/drawing/2016/5/12/chartex" xmlns:cx7="http://schemas.microsoft.com/office/drawing/2016/5/13/chartex" xmlns:cx8="http://schemas.microsoft.com/office/drawing/2016/5/14/chartex" xmlns:mc="http://schemas.openxmlformats.org/markup-compatibility/2006" xmlns:aink="http://schemas.microsoft.com/office/drawing/2016/ink" xmlns:am3d="http://schemas.microsoft.com/office/drawing/2017/model3d" xmlns:o="urn:schemas-microsoft-com:office:office" xmlns:oel="http://schemas.microsoft.com/office/2019/extlst" xmlns:r="http://schemas.openxmlformats.org/officeDocument/2006/relationships" xmlns:m="http://schemas.openxmlformats.org/officeDocument/2006/math" xmlns:v="urn:schemas-microsoft-com:vml" xmlns:wp14="http://schemas.microsoft.com/office/word/2010/wordprocessingDrawing" xmlns:wp="http://schemas.openxmlformats.org/drawingml/2006/wordprocessingDrawing" xmlns:w10="urn:schemas-microsoft-com:office:word" xmlns:w="http://schemas.openxmlformats.org/wordprocessingml/2006/main" xmlns:w14="http://schemas.microsoft.com/office/word/2010/wordml" xmlns:w15="http://schemas.microsoft.com/office/word/2012/wordml" xmlns:w16cex="http://schemas.microsoft.com/office/word/2018/wordml/cex" xmlns:w16cid="http://schemas.microsoft.com/office/word/2016/wordml/cid" xmlns:w16="http://schemas.microsoft.com/office/word/2018/wordml" xmlns:w16du="http://schemas.microsoft.com/office/word/2023/wordml/word16du" xmlns:w16sdtdh="http://schemas.microsoft.com/office/word/2020/wordml/sdtdatahash" xmlns:w16se="http://schemas.microsoft.com/office/word/2015/wordml/symex" xmlns:wpg="http://schemas.microsoft.com/office/word/2010/wordprocessingGroup" xmlns:wpi="http://schemas.microsoft.com/office/word/2010/wordprocessingInk" xmlns:wne="http://schemas.microsoft.com/office/word/2006/wordml" xmlns:wps="http://schemas.microsoft.com/office/word/2010/wordprocessingShape" mc:Ignorable="w14 w15 w16se w16cid w16 w16cex w16sdtdh w16du wp14">
+<w:numbering xmlns:wpc="http://schemas.microsoft.com/office/word/2010/wordprocessingCanvas" xmlns:cx="http://schemas.microsoft.com/office/drawing/2014/chartex" xmlns:cx1="http://schemas.microsoft.com/office/drawing/2015/9/8/chartex" xmlns:cx2="http://schemas.microsoft.com/office/drawing/2015/10/21/chartex" xmlns:cx3="http://schemas.microsoft.com/office/drawing/2016/5/9/chartex" xmlns:cx4="http://schemas.microsoft.com/office/drawing/2016/5/10/chartex" xmlns:cx5="http://schemas.microsoft.com/office/drawing/2016/5/11/chartex" xmlns:cx6="http://schemas.microsoft.com/office/drawing/2016/5/12/chartex" xmlns:cx7="http://schemas.microsoft.com/office/drawing/2016/5/13/chartex" xmlns:cx8="http://schemas.microsoft.com/office/drawing/2016/5/14/chartex" xmlns:mc="http://schemas.openxmlformats.org/markup-compatibility/2006" xmlns:aink="http://schemas.microsoft.com/office/drawing/2016/ink" xmlns:am3d="http://schemas.microsoft.com/office/drawing/2017/model3d" xmlns:o="urn:schemas-microsoft-com:office:office" xmlns:oel="http://schemas.microsoft.com/office/2019/extlst" xmlns:r="http://schemas.openxmlformats.org/officeDocument/2006/relationships" xmlns:m="http://schemas.openxmlformats.org/officeDocument/2006/math" xmlns:v="urn:schemas-microsoft-com:vml" xmlns:wp14="http://schemas.microsoft.com/office/word/2010/wordprocessingDrawing" xmlns:wp="http://schemas.openxmlformats.org/drawingml/2006/wordprocessingDrawing" xmlns:w10="urn:schemas-microsoft-com:office:word" xmlns:w="http://schemas.openxmlformats.org/wordprocessingml/2006/main" xmlns:w14="http://schemas.microsoft.com/office/word/2010/wordml" xmlns:w15="http://schemas.microsoft.com/office/word/2012/wordml" xmlns:w16cex="http://schemas.microsoft.com/office/word/2018/wordml/cex" xmlns:w16cid="http://schemas.microsoft.com/office/word/2016/wordml/cid" xmlns:w16="http://schemas.microsoft.com/office/word/2018/wordml" xmlns:w16du="http://schemas.microsoft.com/office/word/2023/wordml/word16du" xmlns:w16sdtdh="http://schemas.microsoft.com/office/word/2020/wordml/sdtdatahash" xmlns:w16sdtfl="http://schemas.microsoft.com/office/word/2024/wordml/sdtformatlock" xmlns:w16se="http://schemas.microsoft.com/office/word/2015/wordml/symex" xmlns:wpg="http://schemas.microsoft.com/office/word/2010/wordprocessingGroup" xmlns:wpi="http://schemas.microsoft.com/office/word/2010/wordprocessingInk" xmlns:wne="http://schemas.microsoft.com/office/word/2006/wordml" xmlns:wps="http://schemas.microsoft.com/office/word/2010/wordprocessingShape" mc:Ignorable="w14 w15 w16se w16cid w16 w16cex w16sdtdh w16sdtfl w16du wp14">
   <w:abstractNum w:abstractNumId="0" w15:restartNumberingAfterBreak="0">
     <w:nsid w:val="2BD83AA0"/>
     <w:multiLevelType w:val="hybridMultilevel"/>
@@ -2002,7 +3538,7 @@
 </file>
 
 <file path=word/styles.xml><?xml version="1.0" encoding="utf-8"?>
-<w:styles xmlns:mc="http://schemas.openxmlformats.org/markup-compatibility/2006" xmlns:r="http://schemas.openxmlformats.org/officeDocument/2006/relationships" xmlns:w="http://schemas.openxmlformats.org/wordprocessingml/2006/main" xmlns:w14="http://schemas.microsoft.com/office/word/2010/wordml" xmlns:w15="http://schemas.microsoft.com/office/word/2012/wordml" xmlns:w16cex="http://schemas.microsoft.com/office/word/2018/wordml/cex" xmlns:w16cid="http://schemas.microsoft.com/office/word/2016/wordml/cid" xmlns:w16="http://schemas.microsoft.com/office/word/2018/wordml" xmlns:w16du="http://schemas.microsoft.com/office/word/2023/wordml/word16du" xmlns:w16sdtdh="http://schemas.microsoft.com/office/word/2020/wordml/sdtdatahash" xmlns:w16se="http://schemas.microsoft.com/office/word/2015/wordml/symex" mc:Ignorable="w14 w15 w16se w16cid w16 w16cex w16sdtdh w16du">
+<w:styles xmlns:mc="http://schemas.openxmlformats.org/markup-compatibility/2006" xmlns:r="http://schemas.openxmlformats.org/officeDocument/2006/relationships" xmlns:w="http://schemas.openxmlformats.org/wordprocessingml/2006/main" xmlns:w14="http://schemas.microsoft.com/office/word/2010/wordml" xmlns:w15="http://schemas.microsoft.com/office/word/2012/wordml" xmlns:w16cex="http://schemas.microsoft.com/office/word/2018/wordml/cex" xmlns:w16cid="http://schemas.microsoft.com/office/word/2016/wordml/cid" xmlns:w16="http://schemas.microsoft.com/office/word/2018/wordml" xmlns:w16du="http://schemas.microsoft.com/office/word/2023/wordml/word16du" xmlns:w16sdtdh="http://schemas.microsoft.com/office/word/2020/wordml/sdtdatahash" xmlns:w16sdtfl="http://schemas.microsoft.com/office/word/2024/wordml/sdtformatlock" xmlns:w16se="http://schemas.microsoft.com/office/word/2015/wordml/symex" mc:Ignorable="w14 w15 w16se w16cid w16 w16cex w16sdtdh w16sdtfl w16du">
   <w:docDefaults>
     <w:rPrDefault>
       <w:rPr>
@@ -2399,7 +3935,7 @@
   <w:style w:type="paragraph" w:default="1" w:styleId="Normal">
     <w:name w:val="Normal"/>
     <w:qFormat/>
-    <w:rsid w:val="008708FA"/>
+    <w:rsid w:val="00421D24"/>
   </w:style>
   <w:style w:type="paragraph" w:styleId="Heading1">
     <w:name w:val="heading 1"/>
@@ -2584,6 +4120,17 @@
       <w:ind w:left="720"/>
       <w:contextualSpacing/>
     </w:pPr>
+  </w:style>
+  <w:style w:type="character" w:styleId="Emphasis">
+    <w:name w:val="Emphasis"/>
+    <w:basedOn w:val="DefaultParagraphFont"/>
+    <w:uiPriority w:val="20"/>
+    <w:qFormat/>
+    <w:rsid w:val="003D27B2"/>
+    <w:rPr>
+      <w:i/>
+      <w:iCs/>
+    </w:rPr>
   </w:style>
 </w:styles>
 </file>
